--- a/docs/writeup_lastlyupdated08.08_no_photos_no_graphs.docx
+++ b/docs/writeup_lastlyupdated08.08_no_photos_no_graphs.docx
@@ -85,7 +85,21 @@
         <w:rPr>
           <w:rFonts w:hint="cs"/>
         </w:rPr>
-        <w:t xml:space="preserve"> | הילה צאיג | נעה גרוס</w:t>
+        <w:t xml:space="preserve"> | הילה </w:t>
+      </w:r>
+      <w:proofErr w:type="spellStart"/>
+      <w:r>
+        <w:rPr>
+          <w:rFonts w:hint="cs"/>
+        </w:rPr>
+        <w:t>צאיג</w:t>
+      </w:r>
+      <w:proofErr w:type="spellEnd"/>
+      <w:r>
+        <w:rPr>
+          <w:rFonts w:hint="cs"/>
+        </w:rPr>
+        <w:t xml:space="preserve"> | נעה גרוס</w:t>
       </w:r>
     </w:p>
     <w:p>
@@ -563,17 +577,6 @@
         </w:rPr>
         <w:t xml:space="preserve"> ביקורות גולמיות וכולל את מזהה הנכס, תאריך חוות הדעת, פרטי הכותב/ת והטקסט החופשי של הסקירה.</w:t>
       </w:r>
-    </w:p>
-    <w:p>
-      <w:pPr>
-        <w:spacing w:after="20"/>
-        <w:rPr>
-          <w:rFonts w:cs="Segoe UI"/>
-          <w:b/>
-          <w:color w:val="0072B2"/>
-          <w:rtl w:val="0"/>
-        </w:rPr>
-      </w:pPr>
     </w:p>
     <w:p>
       <w:pPr>
@@ -1982,16 +1985,6 @@
     <w:p>
       <w:pPr>
         <w:spacing w:after="20"/>
-        <w:rPr>
-          <w:rFonts w:cs="Segoe UI"/>
-          <w:noProof/>
-          <w:lang w:val="he-IL"/>
-        </w:rPr>
-      </w:pPr>
-    </w:p>
-    <w:p>
-      <w:pPr>
-        <w:spacing w:after="20"/>
       </w:pPr>
       <w:r>
         <w:rPr>
@@ -1999,6 +1992,7 @@
           <w:b/>
           <w:color w:val="0072B2"/>
         </w:rPr>
+        <w:lastRenderedPageBreak/>
         <w:t>בחינה חזותית של תוצאות מודל החיזוי</w:t>
       </w:r>
       <w:r>
@@ -3244,152 +3238,333 @@
         <w:rPr>
           <w:rFonts w:cs="Segoe UI"/>
         </w:rPr>
-        <w:t>שנית, עשינו בדיקה "בעיניים" (הערכה איכותנית) לנכסים שעברו את הסינון הסופי. עברנו על המחירים, הדירוגים והטקסט החופשי של הביקורות שלהם, פשוט כדי לוודא שהנכסים שהמודל זיהה באמת נראים במציאות כמו מציאה ששווה להמליץ עליה. כדי להשלים את התמונה, ניתוח ממוקד של השפה שבה משתמשים אורחים בביקורות על נכסי ה-</w:t>
-      </w:r>
-      <w:r>
-        <w:rPr>
-          <w:rFonts w:cs="Segoe UI"/>
-          <w:rtl w:val="0"/>
-        </w:rPr>
-        <w:t>Hidden Gems</w:t>
-      </w:r>
-      <w:r>
-        <w:rPr>
-          <w:rFonts w:cs="Segoe UI"/>
-        </w:rPr>
-        <w:t xml:space="preserve"> מוצג בהמשך בבעיה 4, באמצעות ענני מילים.</w:t>
+        <w:t xml:space="preserve">שנית, עשינו בדיקה "בעיניים" (הערכה איכותנית) לנכסים שעברו את הסינון הסופי. עברנו על המחירים, הדירוגים והטקסט החופשי של הביקורות שלהם, פשוט כדי לוודא שהנכסים שהמודל זיהה באמת נראים במציאות כמו מציאה ששווה להמליץ עליה. </w:t>
       </w:r>
     </w:p>
     <w:p>
       <w:pPr>
+        <w:spacing w:after="0"/>
+        <w:rPr>
+          <w:rFonts w:cs="Segoe UI"/>
+        </w:rPr>
+      </w:pPr>
+      <w:r>
+        <w:rPr>
+          <w:rFonts w:cs="Segoe UI" w:hint="cs"/>
+        </w:rPr>
+        <w:t>בנוסף, כדי</w:t>
+      </w:r>
+      <w:r>
+        <w:rPr>
+          <w:rFonts w:cs="Segoe UI"/>
+        </w:rPr>
+        <w:t xml:space="preserve"> לבדוק האם ה־</w:t>
+      </w:r>
+      <w:r>
+        <w:rPr>
+          <w:rFonts w:cs="Segoe UI"/>
+          <w:rtl w:val="0"/>
+        </w:rPr>
+        <w:t>Hidden Gems</w:t>
+      </w:r>
+      <w:r>
+        <w:rPr>
+          <w:rFonts w:cs="Segoe UI"/>
+        </w:rPr>
+        <w:t xml:space="preserve"> שמצאנו אכן משקפים מקומות פחות מוכרים אך איכותיים, ביצענו אימות נוסף מול בר אשל, חברה שמתגוררת באיטליה ומכירה היטב את שוק הדירות והתיירות המקומי. </w:t>
+      </w:r>
+    </w:p>
+    <w:p>
+      <w:pPr>
+        <w:spacing w:after="0"/>
+        <w:rPr>
+          <w:rFonts w:cs="Segoe UI"/>
+        </w:rPr>
+      </w:pPr>
+      <w:r>
+        <w:rPr>
+          <w:rFonts w:cs="Segoe UI"/>
+        </w:rPr>
+        <w:t xml:space="preserve">הצגנו לה את הדירות שעלו בניתוח שלנו, כולל המאפיינים והציונים שהובילו לבחירה שלהן, </w:t>
+      </w:r>
+    </w:p>
+    <w:p>
+      <w:pPr>
+        <w:spacing w:after="0"/>
+        <w:rPr>
+          <w:rFonts w:cs="Segoe UI"/>
+        </w:rPr>
+      </w:pPr>
+      <w:r>
+        <w:rPr>
+          <w:rFonts w:cs="Segoe UI"/>
+        </w:rPr>
+        <w:t xml:space="preserve">וביקשנו ממנה להעריך אותן מנקודת מבט של מישהי שמכירה את השוק האיטלקי. </w:t>
+      </w:r>
+    </w:p>
+    <w:p>
+      <w:pPr>
+        <w:spacing w:after="0"/>
+        <w:rPr>
+          <w:rFonts w:cs="Segoe UI"/>
+        </w:rPr>
+      </w:pPr>
+      <w:r>
+        <w:rPr>
+          <w:rFonts w:cs="Segoe UI"/>
+        </w:rPr>
+        <w:t xml:space="preserve">בר אישרה שהדירות שבחרנו נראות כמו אפשרויות איכותיות ושוות, ואף ציינה שחלק מהן נמצאות באזורים שהיא </w:t>
+      </w:r>
+    </w:p>
+    <w:p>
+      <w:pPr>
+        <w:spacing w:after="0"/>
+        <w:rPr>
+          <w:rFonts w:cs="Segoe UI"/>
+        </w:rPr>
+      </w:pPr>
+      <w:r>
+        <w:rPr>
+          <w:rFonts w:cs="Segoe UI"/>
+        </w:rPr>
+        <w:t xml:space="preserve">עצמה הייתה ממליצה עליהם למי שמחפש חוויה טובה באיטליה. </w:t>
+      </w:r>
+    </w:p>
+    <w:p>
+      <w:pPr>
+        <w:spacing w:after="0"/>
+        <w:rPr>
+          <w:rFonts w:cs="Segoe UI"/>
+        </w:rPr>
+      </w:pPr>
+      <w:r>
+        <w:rPr>
+          <w:rFonts w:cs="Segoe UI"/>
+        </w:rPr>
+        <w:t xml:space="preserve">בנוסף, היא הופתעה לגלות שהיא לא הכירה את רוב הדירות שהצגנו לה, למרות היכרותה עם שוק הדירות המקומי. </w:t>
+      </w:r>
+    </w:p>
+    <w:p>
+      <w:pPr>
+        <w:spacing w:after="0"/>
+        <w:rPr>
+          <w:rFonts w:cs="Segoe UI"/>
+        </w:rPr>
+      </w:pPr>
+      <w:r>
+        <w:rPr>
+          <w:rFonts w:cs="Segoe UI"/>
+        </w:rPr>
+        <w:t xml:space="preserve">היא גם ציינה שהדירות הללו לא בהכרח היו מופיעות לה בחיפוש רגיל, בעיקר משום שהן אינן בין הנכסים הבולטים </w:t>
+      </w:r>
+    </w:p>
+    <w:p>
+      <w:pPr>
+        <w:spacing w:after="0"/>
+        <w:rPr>
+          <w:rFonts w:cs="Segoe UI"/>
+        </w:rPr>
+      </w:pPr>
+      <w:r>
+        <w:rPr>
+          <w:rFonts w:cs="Segoe UI"/>
+        </w:rPr>
+        <w:t xml:space="preserve">והפופולריים ביותר. מבחינתנו, המשוב הזה חיזק את המסקנה שהמודל שלנו מצליח למצוא נכסים איכותיים </w:t>
+      </w:r>
+    </w:p>
+    <w:p>
+      <w:pPr>
+        <w:spacing w:after="0"/>
+        <w:rPr>
+          <w:rFonts w:cs="Segoe UI"/>
+        </w:rPr>
+      </w:pPr>
+      <w:r>
+        <w:rPr>
+          <w:rFonts w:cs="Segoe UI"/>
+        </w:rPr>
+        <w:t xml:space="preserve">שלא בהכרח מקבלים את החשיפה שהם ראויים לה, ובכך מממש בפועל את הרעיון של </w:t>
+      </w:r>
+      <w:r>
+        <w:rPr>
+          <w:rFonts w:cs="Segoe UI"/>
+          <w:rtl w:val="0"/>
+        </w:rPr>
+        <w:t>Hidden Gems</w:t>
+      </w:r>
+      <w:r>
+        <w:rPr>
+          <w:rFonts w:cs="Segoe UI"/>
+        </w:rPr>
+        <w:t>.</w:t>
+      </w:r>
+    </w:p>
+    <w:p>
+      <w:pPr>
+        <w:spacing w:after="0"/>
+        <w:rPr>
+          <w:rFonts w:cs="Segoe UI"/>
+        </w:rPr>
+      </w:pPr>
+    </w:p>
+    <w:p>
+      <w:pPr>
+        <w:spacing w:after="0"/>
+        <w:rPr>
+          <w:rFonts w:cs="Segoe UI"/>
+        </w:rPr>
+      </w:pPr>
+    </w:p>
+    <w:p>
+      <w:pPr>
+        <w:spacing w:after="0"/>
+        <w:rPr>
+          <w:rFonts w:cs="Segoe UI"/>
+        </w:rPr>
+      </w:pPr>
+    </w:p>
+    <w:p>
+      <w:pPr>
         <w:spacing w:after="20"/>
-      </w:pPr>
-      <w:proofErr w:type="spellStart"/>
-      <w:r>
         <w:rPr>
           <w:rFonts w:cs="Segoe UI"/>
           <w:b/>
           <w:color w:val="0072B2"/>
         </w:rPr>
-        <w:t>Setup</w:t>
-      </w:r>
-      <w:proofErr w:type="spellEnd"/>
+      </w:pPr>
+      <w:proofErr w:type="spellStart"/>
       <w:r>
         <w:rPr>
           <w:rFonts w:cs="Segoe UI"/>
           <w:b/>
           <w:color w:val="0072B2"/>
         </w:rPr>
+        <w:lastRenderedPageBreak/>
+        <w:t>Setup</w:t>
+      </w:r>
+      <w:proofErr w:type="spellEnd"/>
+      <w:r>
+        <w:rPr>
+          <w:rFonts w:cs="Segoe UI"/>
+          <w:b/>
+          <w:color w:val="0072B2"/>
+        </w:rPr>
         <w:t>:</w:t>
       </w:r>
     </w:p>
     <w:p>
       <w:pPr>
-        <w:spacing w:after="120"/>
-        <w:rPr>
-          <w:rFonts w:cs="Segoe UI"/>
-          <w:rtl w:val="0"/>
-        </w:rPr>
-      </w:pPr>
-      <w:r>
-        <w:rPr>
-          <w:rFonts w:cs="Segoe UI"/>
-        </w:rPr>
-        <w:t>לצורך הזיהוי אוחדו מקורות המידע לפי</w:t>
-      </w:r>
-      <w:r>
-        <w:rPr>
-          <w:rFonts w:cs="Segoe UI"/>
-          <w:rtl w:val="0"/>
-        </w:rPr>
-        <w:t xml:space="preserve"> </w:t>
-      </w:r>
-      <w:proofErr w:type="spellStart"/>
-      <w:r>
-        <w:rPr>
-          <w:rFonts w:cs="Segoe UI"/>
-        </w:rPr>
-        <w:t>listing_id</w:t>
-      </w:r>
-      <w:proofErr w:type="spellEnd"/>
-      <w:r>
-        <w:rPr>
-          <w:rFonts w:cs="Segoe UI"/>
-        </w:rPr>
-        <w:t>, כך שלכל נכס היו זמינים נתוני הנכס, נתוני הביקורות ותחזית המחיר מהמודל של בעיה 1. לאחר האיחוד התקבלו</w:t>
-      </w:r>
-      <w:r>
-        <w:rPr>
-          <w:rFonts w:cs="Segoe UI"/>
-          <w:rtl w:val="0"/>
-        </w:rPr>
-        <w:t xml:space="preserve"> </w:t>
-      </w:r>
-      <w:r>
-        <w:rPr>
-          <w:rFonts w:cs="Segoe UI"/>
-        </w:rPr>
-        <w:t>22,943 נכסים</w:t>
-      </w:r>
-      <w:r>
-        <w:rPr>
-          <w:rFonts w:cs="Segoe UI"/>
-          <w:rtl w:val="0"/>
-        </w:rPr>
-        <w:t xml:space="preserve"> </w:t>
-      </w:r>
-      <w:r>
-        <w:rPr>
-          <w:rFonts w:cs="Segoe UI"/>
-        </w:rPr>
-        <w:t>שניתן היה להעריך לפי שלושת הקריטריונים.</w:t>
-      </w:r>
+        <w:spacing w:after="20"/>
+      </w:pPr>
     </w:p>
     <w:p>
       <w:pPr>
         <w:spacing w:after="120"/>
         <w:rPr>
           <w:rFonts w:cs="Segoe UI"/>
-        </w:rPr>
-      </w:pPr>
-      <w:r>
-        <w:rPr>
-          <w:rFonts w:cs="Segoe UI"/>
-        </w:rPr>
-        <w:t xml:space="preserve">מכיוון שתחזית המחיר משמשת כחלק מהגדרת </w:t>
+          <w:rtl w:val="0"/>
+        </w:rPr>
+      </w:pPr>
+      <w:r>
+        <w:rPr>
+          <w:rFonts w:cs="Segoe UI"/>
+        </w:rPr>
+        <w:t>לצורך הזיהוי אוחדו מקורות המידע לפי</w:t>
+      </w:r>
+      <w:r>
+        <w:rPr>
+          <w:rFonts w:cs="Segoe UI"/>
+          <w:rtl w:val="0"/>
+        </w:rPr>
+        <w:t xml:space="preserve"> </w:t>
       </w:r>
       <w:proofErr w:type="spellStart"/>
       <w:r>
         <w:rPr>
           <w:rFonts w:cs="Segoe UI"/>
         </w:rPr>
-        <w:t>ה־Hidden</w:t>
+        <w:t>listing_id</w:t>
       </w:r>
       <w:proofErr w:type="spellEnd"/>
       <w:r>
         <w:rPr>
           <w:rFonts w:cs="Segoe UI"/>
         </w:rPr>
+        <w:t>, כך שלכל נכס היו זמינים נתוני הנכס, נתוני הביקורות ותחזית המחיר מהמודל של בעיה 1. לאחר האיחוד התקבלו</w:t>
+      </w:r>
+      <w:r>
+        <w:rPr>
+          <w:rFonts w:cs="Segoe UI"/>
+          <w:rtl w:val="0"/>
+        </w:rPr>
         <w:t xml:space="preserve"> </w:t>
       </w:r>
-      <w:proofErr w:type="spellStart"/>
-      <w:r>
-        <w:rPr>
-          <w:rFonts w:cs="Segoe UI"/>
-        </w:rPr>
-        <w:t>Gem</w:t>
-      </w:r>
-      <w:proofErr w:type="spellEnd"/>
-      <w:r>
-        <w:rPr>
-          <w:rFonts w:cs="Segoe UI"/>
-        </w:rPr>
-        <w:t>, רק נכסים שנכללו בקבוצת הבדיקה של מודל חיזוי המחיר היו זכאים להיכלל בקבוצה הסופית.</w:t>
+      <w:r>
+        <w:rPr>
+          <w:rFonts w:cs="Segoe UI"/>
+        </w:rPr>
+        <w:t>22,943 נכסים</w:t>
+      </w:r>
+      <w:r>
+        <w:rPr>
+          <w:rFonts w:cs="Segoe UI"/>
+          <w:rtl w:val="0"/>
+        </w:rPr>
+        <w:t xml:space="preserve"> </w:t>
+      </w:r>
+      <w:r>
+        <w:rPr>
+          <w:rFonts w:cs="Segoe UI"/>
+        </w:rPr>
+        <w:t>שניתן היה להעריך לפי שלושת הקריטריונים.</w:t>
       </w:r>
     </w:p>
     <w:p>
       <w:pPr>
+        <w:spacing w:after="120"/>
+        <w:rPr>
+          <w:rFonts w:cs="Segoe UI"/>
+        </w:rPr>
+      </w:pPr>
+      <w:r>
+        <w:rPr>
+          <w:rFonts w:cs="Segoe UI"/>
+        </w:rPr>
+        <w:t xml:space="preserve">מכיוון שתחזית המחיר משמשת כחלק מהגדרת </w:t>
+      </w:r>
+      <w:proofErr w:type="spellStart"/>
+      <w:r>
+        <w:rPr>
+          <w:rFonts w:cs="Segoe UI"/>
+        </w:rPr>
+        <w:t>ה־Hidden</w:t>
+      </w:r>
+      <w:proofErr w:type="spellEnd"/>
+      <w:r>
+        <w:rPr>
+          <w:rFonts w:cs="Segoe UI"/>
+        </w:rPr>
+        <w:t xml:space="preserve"> </w:t>
+      </w:r>
+      <w:proofErr w:type="spellStart"/>
+      <w:r>
+        <w:rPr>
+          <w:rFonts w:cs="Segoe UI"/>
+        </w:rPr>
+        <w:t>Gem</w:t>
+      </w:r>
+      <w:proofErr w:type="spellEnd"/>
+      <w:r>
+        <w:rPr>
+          <w:rFonts w:cs="Segoe UI"/>
+        </w:rPr>
+        <w:t>, רק נכסים שנכללו בקבוצת הבדיקה של מודל חיזוי המחיר היו זכאים להיכלל בקבוצה הסופית.</w:t>
+      </w:r>
+    </w:p>
+    <w:p>
+      <w:pPr>
         <w:bidi w:val="0"/>
+        <w:jc w:val="right"/>
         <w:rPr>
           <w:rFonts w:cs="Segoe UI"/>
           <w:b/>
@@ -3402,20 +3577,6 @@
           <w:b/>
           <w:color w:val="0072B2"/>
         </w:rPr>
-        <w:br w:type="page"/>
-      </w:r>
-    </w:p>
-    <w:p>
-      <w:pPr>
-        <w:spacing w:after="120"/>
-      </w:pPr>
-      <w:r>
-        <w:rPr>
-          <w:rFonts w:cs="Segoe UI"/>
-          <w:b/>
-          <w:color w:val="0072B2"/>
-        </w:rPr>
-        <w:lastRenderedPageBreak/>
         <w:t>תוצאות:</w:t>
       </w:r>
     </w:p>
@@ -3726,6 +3887,7 @@
           <w:noProof/>
           <w:lang w:val="he-IL"/>
         </w:rPr>
+        <w:lastRenderedPageBreak/>
       </w:r>
       <w:r>
         <w:rPr>
@@ -3733,7 +3895,23 @@
           <w:b/>
           <w:bCs/>
         </w:rPr>
-        <w:t xml:space="preserve">פאנל </w:t>
+        <w:t>פאנ</w:t>
+      </w:r>
+      <w:r>
+        <w:rPr>
+          <w:rFonts w:cs="Segoe UI" w:hint="cs"/>
+          <w:b/>
+          <w:bCs/>
+        </w:rPr>
+        <w:t>ל</w:t>
+      </w:r>
+      <w:r>
+        <w:rPr>
+          <w:rFonts w:cs="Segoe UI"/>
+          <w:b/>
+          <w:bCs/>
+        </w:rPr>
+        <w:t xml:space="preserve"> </w:t>
       </w:r>
       <w:r>
         <w:rPr>
@@ -3962,6 +4140,7 @@
         <w:spacing w:after="120"/>
         <w:rPr>
           <w:rFonts w:cs="Segoe UI"/>
+          <w:rtl w:val="0"/>
         </w:rPr>
       </w:pPr>
       <w:r>
@@ -4019,6 +4198,31 @@
         </w:rPr>
         <w:t xml:space="preserve"> עבור נכס שלא שימש לאימון המודל. עם זאת, גם תחזיות אלה אינן מושלמות, ולכן יש להתייחס לקריטריון המחיר כאומדן ולא כמדד מוחלט.</w:t>
       </w:r>
+    </w:p>
+    <w:p>
+      <w:pPr>
+        <w:bidi w:val="0"/>
+        <w:rPr>
+          <w:rFonts w:cs="Segoe UI"/>
+          <w:rtl w:val="0"/>
+        </w:rPr>
+      </w:pPr>
+      <w:r>
+        <w:rPr>
+          <w:rFonts w:cs="Segoe UI"/>
+          <w:rtl w:val="0"/>
+        </w:rPr>
+        <w:br w:type="page"/>
+      </w:r>
+    </w:p>
+    <w:p>
+      <w:pPr>
+        <w:spacing w:after="120"/>
+        <w:rPr>
+          <w:rFonts w:cs="Segoe UI"/>
+          <w:rtl w:val="0"/>
+        </w:rPr>
+      </w:pPr>
     </w:p>
     <w:p>
       <w:pPr>
@@ -4219,19 +4423,7 @@
         <w:rPr>
           <w:rFonts w:cs="Segoe UI"/>
         </w:rPr>
-        <w:t xml:space="preserve"> (נכס אחד הוסר עקב נתון חסר). החלוקה התבססה על </w:t>
-      </w:r>
-      <w:r>
-        <w:rPr>
-          <w:rFonts w:cs="Segoe UI" w:hint="cs"/>
-        </w:rPr>
-        <w:t xml:space="preserve">חמישה </w:t>
-      </w:r>
-      <w:r>
-        <w:rPr>
-          <w:rFonts w:cs="Segoe UI"/>
-        </w:rPr>
-        <w:t>מאפיינים כמותיים: מיקום גיאוגרפי (קווי רוחב ואורך), קיבולת אורחים, מספר חדרי שינה ומספר שירותים (</w:t>
+        <w:t xml:space="preserve"> (נכס אחד הוסר עקב נתון חסר). החלוקה התבססה על חמישה מאפיינים כמותיים: מיקום גיאוגרפי (קווי רוחב ואורך), קיבולת אורחים, מספר חדרי שינה ומספר שירותים (</w:t>
       </w:r>
       <w:r>
         <w:rPr>
@@ -4251,14 +4443,14 @@
       <w:pPr>
         <w:spacing w:after="120"/>
         <w:rPr>
-          <w:rFonts w:cs="Segoe UI" w:hint="cs"/>
-        </w:rPr>
-      </w:pPr>
-      <w:r>
-        <w:rPr>
-          <w:rFonts w:cs="Segoe UI"/>
-        </w:rPr>
-        <w:t xml:space="preserve">תחילה, ביצענו סטנדרטיזציה לכל המשתנים כדי להביאם לסולם אחיד. שלב זה קריטי, שכן </w:t>
+          <w:rFonts w:cs="Segoe UI"/>
+        </w:rPr>
+      </w:pPr>
+      <w:r>
+        <w:rPr>
+          <w:rFonts w:cs="Segoe UI"/>
+        </w:rPr>
+        <w:t xml:space="preserve">תחילה, ביצענו סטנדרטיזציה (נרמול הנתונים) לכל המשתנים כדי להביאם לסולם אחיד. שלב זה קריטי, שכן </w:t>
       </w:r>
       <w:r>
         <w:rPr>
@@ -4381,6 +4573,13 @@
           <w:rFonts w:cs="Segoe UI"/>
         </w:rPr>
       </w:pPr>
+      <w:r>
+        <w:rPr>
+          <w:rFonts w:cs="Segoe UI"/>
+          <w:noProof/>
+          <w:rtl w:val="0"/>
+        </w:rPr>
+      </w:r>
       <w:r>
         <w:rPr>
           <w:rFonts w:cs="Segoe UI"/>
@@ -4399,35 +4598,7 @@
         <w:rPr>
           <w:rFonts w:cs="Segoe UI"/>
         </w:rPr>
-        <w:t>) קבענו באמצעות "שיטת המרפק" (</w:t>
-      </w:r>
-      <w:proofErr w:type="spellStart"/>
-      <w:r>
-        <w:rPr>
-          <w:rFonts w:cs="Segoe UI"/>
-        </w:rPr>
-        <w:t>Elbow</w:t>
-      </w:r>
-      <w:proofErr w:type="spellEnd"/>
-      <w:r>
-        <w:rPr>
-          <w:rFonts w:cs="Segoe UI"/>
-        </w:rPr>
-        <w:t xml:space="preserve"> </w:t>
-      </w:r>
-      <w:proofErr w:type="spellStart"/>
-      <w:r>
-        <w:rPr>
-          <w:rFonts w:cs="Segoe UI"/>
-        </w:rPr>
-        <w:t>Method</w:t>
-      </w:r>
-      <w:proofErr w:type="spellEnd"/>
-      <w:r>
-        <w:rPr>
-          <w:rFonts w:cs="Segoe UI"/>
-        </w:rPr>
-        <w:t>). הרצנו את האלגוריתם עבור ערכי</w:t>
+        <w:t>) קבענו באמצעות "שיטת המרפק" (Elbow Method). הרצנו את האלגוריתם עבור ערכי</w:t>
       </w:r>
       <w:r>
         <w:rPr>
@@ -4443,13 +4614,6 @@
           </w:rPr>
           <m:t>k</m:t>
         </m:r>
-        <m:r>
-          <w:rPr>
-            <w:rFonts w:ascii="Cambria Math" w:hAnsi="Cambria Math" w:cs="Cambria Math"/>
-            <w:rtl w:val="0"/>
-          </w:rPr>
-          <m:t xml:space="preserve"> </m:t>
-        </m:r>
       </m:oMath>
       <w:r>
         <w:rPr>
@@ -4479,7 +4643,19 @@
         <w:rPr>
           <w:rFonts w:cs="Segoe UI"/>
         </w:rPr>
-        <w:t>קבוצות שלהם). הערך</w:t>
+        <w:t>קבוצות שלהם).</w:t>
+      </w:r>
+      <w:r>
+        <w:rPr>
+          <w:rFonts w:cs="Segoe UI"/>
+        </w:rPr>
+        <w:br/>
+      </w:r>
+      <w:r>
+        <w:rPr>
+          <w:rFonts w:cs="Segoe UI"/>
+        </w:rPr>
+        <w:t>הערך</w:t>
       </w:r>
       <w:r>
         <w:rPr>
@@ -4523,19 +4699,7 @@
         <w:rPr>
           <w:rFonts w:cs="Segoe UI"/>
         </w:rPr>
-        <w:t xml:space="preserve">האיור הראשון מציג את ירידת ה-SSE ככל שמספר האשכולות גדל. הירידה תלולה בתחילה – מ-2,260 (ללא חלוקה כלל), ל-1,739 (שתי קבוצות), ול-1,281 (שלוש קבוצות) </w:t>
-      </w:r>
-      <w:r>
-        <w:rPr>
-          <w:rFonts w:cs="Segoe UI" w:hint="cs"/>
-        </w:rPr>
-        <w:t>-</w:t>
-      </w:r>
-      <w:r>
-        <w:rPr>
-          <w:rFonts w:cs="Segoe UI"/>
-        </w:rPr>
-        <w:t xml:space="preserve"> ומשם ואילך העקומה מתיישרת בהדרגה. "נקודת המרפק", כלומר הנקודה שבה נעצרת הירידה התלולה, נמצאת ב-</w:t>
+        <w:t>האיור הראשון מציג את ירידת ה-SSE ככל שמספר האשכולות גדל. הירידה תלולה בתחילה – מ-2,260 (ללא חלוקה כלל), ל-1,739 (שתי קבוצות), ול-1,281 (שלוש קבוצות) – ומשם ואילך העקומה מתיישרת בהדרגה. "נקודת המרפק", כלומר הנקודה שבה נעצרת הירידה התלולה, נמצאת ב-</w:t>
       </w:r>
       <m:oMath>
         <m:r>
@@ -4577,86 +4741,6 @@
         </w:rPr>
         <w:t xml:space="preserve"> מגיע המדד לערך של 250.6, הגבוה פי ארבעה מכל נקודה אחרת על הגרף (לשם השוואה, הערכים הבאים נעים בין 17.9 ל-66.0).</w:t>
       </w:r>
-    </w:p>
-    <w:p>
-      <w:pPr>
-        <w:spacing w:after="120"/>
-        <w:rPr>
-          <w:rFonts w:cs="Segoe UI"/>
-        </w:rPr>
-      </w:pPr>
-      <w:r>
-        <w:rPr>
-          <w:rFonts w:cs="Segoe UI"/>
-          <w:noProof/>
-          <w:rtl w:val="0"/>
-        </w:rPr>
-        <w:lastRenderedPageBreak/>
-      </w:r>
-    </w:p>
-    <w:p>
-      <w:pPr>
-        <w:spacing w:after="120"/>
-        <w:rPr>
-          <w:rFonts w:cs="Segoe UI"/>
-        </w:rPr>
-      </w:pPr>
-    </w:p>
-    <w:p>
-      <w:pPr>
-        <w:spacing w:after="120"/>
-        <w:rPr>
-          <w:rFonts w:cs="Segoe UI"/>
-        </w:rPr>
-      </w:pPr>
-    </w:p>
-    <w:p>
-      <w:pPr>
-        <w:spacing w:after="120"/>
-        <w:rPr>
-          <w:rFonts w:cs="Segoe UI"/>
-        </w:rPr>
-      </w:pPr>
-    </w:p>
-    <w:p>
-      <w:pPr>
-        <w:spacing w:after="120"/>
-        <w:rPr>
-          <w:rFonts w:cs="Segoe UI"/>
-        </w:rPr>
-      </w:pPr>
-    </w:p>
-    <w:p>
-      <w:pPr>
-        <w:spacing w:after="120"/>
-        <w:rPr>
-          <w:rFonts w:cs="Segoe UI"/>
-        </w:rPr>
-      </w:pPr>
-    </w:p>
-    <w:p>
-      <w:pPr>
-        <w:spacing w:after="120"/>
-        <w:rPr>
-          <w:rFonts w:cs="Segoe UI"/>
-        </w:rPr>
-      </w:pPr>
-    </w:p>
-    <w:p>
-      <w:pPr>
-        <w:spacing w:after="120"/>
-        <w:rPr>
-          <w:rFonts w:cs="Segoe UI"/>
-        </w:rPr>
-      </w:pPr>
-    </w:p>
-    <w:p>
-      <w:pPr>
-        <w:spacing w:after="120"/>
-        <w:rPr>
-          <w:rFonts w:cs="Segoe UI"/>
-        </w:rPr>
-      </w:pPr>
     </w:p>
     <w:p>
       <w:pPr>
@@ -4692,87 +4776,15 @@
         <w:rPr>
           <w:rFonts w:cs="Segoe UI"/>
         </w:rPr>
-        <w:t>, שזהו השיפור הגדול ביותר), צונח ל-16.2% במעבר לארבע קבוצות, ומשם ממשיך לרדת לאזורים זניחים יותר (13.2% ומטה). תצוגה זו הופכת את השאלה "היכן העקומה מתיישרת" מרושם ויזואלי למספר שניתן לכמת.</w:t>
-      </w:r>
-    </w:p>
-    <w:p>
-      <w:pPr>
-        <w:spacing w:after="120"/>
-        <w:rPr>
-          <w:rFonts w:cs="Segoe UI"/>
-        </w:rPr>
-      </w:pPr>
-      <w:r>
-        <w:rPr>
-          <w:rFonts w:cs="Segoe UI" w:hint="cs"/>
-          <w:noProof/>
-          <w:rtl w:val="0"/>
-        </w:rPr>
-      </w:r>
-    </w:p>
-    <w:p>
-      <w:pPr>
-        <w:spacing w:after="120"/>
-        <w:rPr>
-          <w:rFonts w:cs="Segoe UI"/>
-        </w:rPr>
-      </w:pPr>
-    </w:p>
-    <w:p>
-      <w:pPr>
-        <w:spacing w:after="120"/>
-        <w:rPr>
-          <w:rFonts w:cs="Segoe UI"/>
-        </w:rPr>
-      </w:pPr>
-    </w:p>
-    <w:p>
-      <w:pPr>
-        <w:spacing w:after="120"/>
-        <w:rPr>
-          <w:rFonts w:cs="Segoe UI"/>
-        </w:rPr>
-      </w:pPr>
-    </w:p>
-    <w:p>
-      <w:pPr>
-        <w:spacing w:after="120"/>
-        <w:rPr>
-          <w:rFonts w:cs="Segoe UI"/>
-        </w:rPr>
-      </w:pPr>
-    </w:p>
-    <w:p>
-      <w:pPr>
-        <w:spacing w:after="120"/>
-        <w:rPr>
-          <w:rFonts w:cs="Segoe UI"/>
-        </w:rPr>
-      </w:pPr>
-    </w:p>
-    <w:p>
-      <w:pPr>
-        <w:spacing w:after="120"/>
-        <w:rPr>
-          <w:rFonts w:cs="Segoe UI"/>
-        </w:rPr>
-      </w:pPr>
-    </w:p>
-    <w:p>
-      <w:pPr>
-        <w:spacing w:after="120"/>
-        <w:rPr>
-          <w:rFonts w:cs="Segoe UI"/>
-        </w:rPr>
-      </w:pPr>
-    </w:p>
-    <w:p>
-      <w:pPr>
-        <w:spacing w:after="120"/>
-        <w:rPr>
-          <w:rFonts w:cs="Segoe UI"/>
-        </w:rPr>
-      </w:pPr>
+        <w:t xml:space="preserve">, שזהו השיפור הגדול ביותר), צונח ל-16.2% במעבר לארבע קבוצות, ומשם ממשיך </w:t>
+      </w:r>
+      <w:r>
+        <w:rPr>
+          <w:rFonts w:cs="Segoe UI"/>
+        </w:rPr>
+        <w:lastRenderedPageBreak/>
+        <w:t>לרדת לאזורים זניחים יותר (13.2% ומטה). תצוגה זו הופכת את השאלה "היכן העקומה מתיישרת" מרושם ויזואלי למספר שניתן לכמת.</w:t>
+      </w:r>
     </w:p>
     <w:p>
       <w:pPr>
@@ -4878,6 +4890,13 @@
       </w:pPr>
       <w:r>
         <w:rPr>
+          <w:rFonts w:cs="Segoe UI" w:hint="cs"/>
+          <w:noProof/>
+          <w:rtl w:val="0"/>
+        </w:rPr>
+      </w:r>
+      <w:r>
+        <w:rPr>
           <w:rFonts w:cs="Segoe UI"/>
           <w:u w:val="single"/>
         </w:rPr>
@@ -4943,7 +4962,6 @@
           <w:rFonts w:cs="Segoe UI"/>
           <w:b/>
           <w:color w:val="0072B2"/>
-          <w:rtl w:val="0"/>
         </w:rPr>
       </w:pPr>
       <w:r>
@@ -4957,13 +4975,18 @@
     </w:p>
     <w:p>
       <w:pPr>
-        <w:spacing w:after="120"/>
-      </w:pPr>
-      <w:r>
         <w:rPr>
           <w:rFonts w:cs="Segoe UI"/>
           <w:b/>
           <w:color w:val="0072B2"/>
+          <w:rtl w:val="0"/>
+        </w:rPr>
+      </w:pPr>
+      <w:r>
+        <w:rPr>
+          <w:rFonts w:cs="Segoe UI"/>
+          <w:b/>
+          <w:color w:val="0072B2"/>
         </w:rPr>
         <w:lastRenderedPageBreak/>
         <w:t>תוצאות:</w:t>
@@ -4979,52 +5002,311 @@
       <w:r>
         <w:rPr>
           <w:rFonts w:cs="Segoe UI"/>
-        </w:rPr>
-        <w:t xml:space="preserve"> </w:t>
-      </w:r>
-      <w:r>
-        <w:rPr>
-          <w:rFonts w:cs="Segoe UI"/>
-        </w:rPr>
-        <w:t>ניתוח הקבוצות מעלה ממצא מעניין: חלוקת נכסי ה-</w:t>
-      </w:r>
-      <w:r>
-        <w:rPr>
-          <w:rFonts w:cs="Segoe UI"/>
+          <w:noProof/>
           <w:rtl w:val="0"/>
         </w:rPr>
+      </w:r>
+      <w:r>
+        <w:rPr>
+          <w:rFonts w:cs="Segoe UI" w:hint="cs"/>
+        </w:rPr>
+        <w:t>נ</w:t>
+      </w:r>
+      <w:r>
+        <w:rPr>
+          <w:rFonts w:cs="Segoe UI"/>
+        </w:rPr>
+        <w:t>יתוח הקבוצות מעלה כי חלוקת נכסי ה-</w:t>
+      </w:r>
+      <w:r>
+        <w:rPr>
+          <w:rFonts w:cs="Segoe UI"/>
+          <w:rtl w:val="0"/>
+        </w:rPr>
         <w:t>Hidden Gems</w:t>
       </w:r>
       <w:r>
         <w:rPr>
           <w:rFonts w:cs="Segoe UI"/>
         </w:rPr>
-        <w:t xml:space="preserve"> מושפעת בעיקר ממאפייני הנכס עצמו (גודל ורמת אבזור) ופחות ממיקומו.</w:t>
+        <w:t xml:space="preserve"> מושפעת בעיקר ממאפייני הנכס (גודל ואבזור) ופחות ממיקומו. בפועל, שלוש מארבע הקבוצות מרוכזות באותו אזור במרכז רומא (פחות מקילומטר בין מרכזיהן), ורק הקבוצה הרביעית מובחנת גיאוגרפית וממוקמת באזור החוף (מרוחקת כ-21 ק"מ משאר הנכסים)</w:t>
+      </w:r>
+      <w:r>
+        <w:rPr>
+          <w:rFonts w:cs="Segoe UI" w:hint="cs"/>
+        </w:rPr>
+        <w:t>.</w:t>
+      </w:r>
+    </w:p>
+    <w:p>
+      <w:pPr>
+        <w:spacing w:after="120"/>
+        <w:rPr>
+          <w:rFonts w:cs="Segoe UI"/>
+        </w:rPr>
+      </w:pPr>
+      <w:r>
+        <w:rPr>
+          <w:rFonts w:cs="Segoe UI"/>
+        </w:rPr>
+        <w:t xml:space="preserve">המספר בכל תא הוא ממוצע התכונה באשכול ביחידות המקוריות; הצבע מציג את מרחקו מנכס </w:t>
+      </w:r>
+      <w:r>
+        <w:rPr>
+          <w:rFonts w:cs="Segoe UI"/>
+          <w:rtl w:val="0"/>
+        </w:rPr>
+        <w:t>Hidden Gem</w:t>
+      </w:r>
+      <w:r>
+        <w:rPr>
+          <w:rFonts w:cs="Segoe UI"/>
+        </w:rPr>
+        <w:t xml:space="preserve"> טיפוסי. חמשת המשתנים העליונים הם אלה שעל בסיסם נבנו האשכולות, ושאר המשתנים לא הוזנו לאלגוריתם ומשמשים לאפיון בלבד.</w:t>
+      </w:r>
+    </w:p>
+    <w:p>
+      <w:pPr>
+        <w:spacing w:after="120"/>
+        <w:rPr>
+          <w:rFonts w:cs="Segoe UI"/>
+        </w:rPr>
+      </w:pPr>
+      <w:r>
+        <w:rPr>
+          <w:rFonts w:cs="Segoe UI"/>
+        </w:rPr>
+        <w:t>להלן המאפיינים המבדילים של ארבעת טיפוסי ה-</w:t>
+      </w:r>
+      <w:r>
+        <w:rPr>
+          <w:rFonts w:cs="Segoe UI"/>
+          <w:rtl w:val="0"/>
+        </w:rPr>
+        <w:t>Hidden Gems</w:t>
+      </w:r>
+      <w:r>
+        <w:rPr>
+          <w:rFonts w:cs="Segoe UI"/>
+        </w:rPr>
+        <w:t xml:space="preserve"> שזיהינו:</w:t>
+      </w:r>
+    </w:p>
+    <w:p>
+      <w:pPr>
+        <w:pStyle w:val="ae"/>
+        <w:numPr>
+          <w:ilvl w:val="0"/>
+          <w:numId w:val="20"/>
+        </w:numPr>
+        <w:spacing w:after="120"/>
+        <w:rPr>
+          <w:rFonts w:cs="Segoe UI"/>
+          <w:rtl w:val="0"/>
+        </w:rPr>
+      </w:pPr>
+      <w:r>
+        <w:rPr>
+          <w:rFonts w:cs="Segoe UI"/>
+          <w:u w:val="single"/>
+        </w:rPr>
+        <w:t>דירות קומפקטיות ובסיסיות</w:t>
+      </w:r>
+      <w:r>
+        <w:rPr>
+          <w:rFonts w:cs="Segoe UI" w:hint="cs"/>
+          <w:u w:val="single"/>
+        </w:rPr>
+        <w:t xml:space="preserve"> (3)</w:t>
+      </w:r>
+      <w:r>
+        <w:rPr>
+          <w:rFonts w:cs="Segoe UI"/>
+          <w:u w:val="single"/>
+        </w:rPr>
+        <w:t>:</w:t>
+      </w:r>
+      <w:r>
+        <w:rPr>
+          <w:rFonts w:cs="Segoe UI"/>
+        </w:rPr>
+        <w:t xml:space="preserve"> מתאפיינת ברמת אבזור מינימלית ובנוכחות בולטת של חדרים פרטיים במרכז העיר. הממצא המעניין כאן הוא שחרף הפרופיל הצנוע והבסיסי, נכסים אלו שומרים על שביעות רצון גבוהה מאוד בקרב האורחים.</w:t>
+      </w:r>
+    </w:p>
+    <w:p>
+      <w:pPr>
+        <w:pStyle w:val="ae"/>
+        <w:numPr>
+          <w:ilvl w:val="0"/>
+          <w:numId w:val="20"/>
+        </w:numPr>
+        <w:spacing w:after="120"/>
+        <w:rPr>
+          <w:rFonts w:cs="Segoe UI"/>
+          <w:rtl w:val="0"/>
+        </w:rPr>
+      </w:pPr>
+      <w:r>
+        <w:rPr>
+          <w:rFonts w:cs="Segoe UI"/>
+          <w:u w:val="single"/>
+        </w:rPr>
+        <w:lastRenderedPageBreak/>
+        <w:t>דירות מאובזרות היטב</w:t>
+      </w:r>
+      <w:r>
+        <w:rPr>
+          <w:rFonts w:cs="Segoe UI" w:hint="cs"/>
+          <w:u w:val="single"/>
+        </w:rPr>
+        <w:t xml:space="preserve"> (1)</w:t>
+      </w:r>
+      <w:r>
+        <w:rPr>
+          <w:rFonts w:cs="Segoe UI"/>
+          <w:u w:val="single"/>
+        </w:rPr>
+        <w:t>:</w:t>
+      </w:r>
+      <w:r>
+        <w:rPr>
+          <w:rFonts w:cs="Segoe UI"/>
+        </w:rPr>
+        <w:t xml:space="preserve"> הקבוצה הגדולה במדגם. מהווה למעשה חלופה משודרגת לקבוצה 3 – מיקום וקיבולת אורחים דומים, אך עם פי שניים שירותים ורוב מוחלט של דירות שלמות.</w:t>
+      </w:r>
+    </w:p>
+    <w:p>
+      <w:pPr>
+        <w:pStyle w:val="ae"/>
+        <w:numPr>
+          <w:ilvl w:val="0"/>
+          <w:numId w:val="20"/>
+        </w:numPr>
+        <w:spacing w:after="120"/>
+        <w:rPr>
+          <w:rFonts w:cs="Segoe UI"/>
+          <w:rtl w:val="0"/>
+        </w:rPr>
+      </w:pPr>
+      <w:r>
+        <w:rPr>
+          <w:rFonts w:cs="Segoe UI"/>
+          <w:u w:val="single"/>
+        </w:rPr>
+        <w:t>נכסים גדולים לקבוצות</w:t>
+      </w:r>
+      <w:r>
+        <w:rPr>
+          <w:rFonts w:cs="Segoe UI" w:hint="cs"/>
+          <w:u w:val="single"/>
+        </w:rPr>
+        <w:t xml:space="preserve"> (2)</w:t>
+      </w:r>
+      <w:r>
+        <w:rPr>
+          <w:rFonts w:cs="Segoe UI"/>
+          <w:u w:val="single"/>
+        </w:rPr>
+        <w:t>:</w:t>
+      </w:r>
+      <w:r>
+        <w:rPr>
+          <w:rFonts w:cs="Segoe UI"/>
+        </w:rPr>
+        <w:t xml:space="preserve"> אשכול טהור של דירות שלמות (100%) המיועדות לאירוח רב-משתתפים. הנקודה המרכזית באשכול זה היא כלכלית: למרות שאלו הנכסים היקרים ביותר ללילה, הם מספקים את החיסכון האבסולוטי הגדול ביותר ביורו לעומת תמחור השוק החזוי.</w:t>
+      </w:r>
+    </w:p>
+    <w:p>
+      <w:pPr>
+        <w:pStyle w:val="ae"/>
+        <w:numPr>
+          <w:ilvl w:val="0"/>
+          <w:numId w:val="20"/>
+        </w:numPr>
+        <w:spacing w:after="120"/>
+        <w:rPr>
+          <w:rFonts w:cs="Segoe UI"/>
+          <w:rtl w:val="0"/>
+        </w:rPr>
+      </w:pPr>
+      <w:proofErr w:type="spellStart"/>
+      <w:r>
+        <w:rPr>
+          <w:rFonts w:cs="Segoe UI"/>
+          <w:u w:val="single"/>
+        </w:rPr>
+        <w:t>פנינות</w:t>
+      </w:r>
+      <w:proofErr w:type="spellEnd"/>
+      <w:r>
+        <w:rPr>
+          <w:rFonts w:cs="Segoe UI"/>
+          <w:u w:val="single"/>
+        </w:rPr>
+        <w:t xml:space="preserve"> החוף השקטות</w:t>
+      </w:r>
+      <w:r>
+        <w:rPr>
+          <w:rFonts w:cs="Segoe UI" w:hint="cs"/>
+          <w:u w:val="single"/>
+        </w:rPr>
+        <w:t xml:space="preserve"> (0)</w:t>
+      </w:r>
+      <w:r>
+        <w:rPr>
+          <w:rFonts w:cs="Segoe UI"/>
+          <w:u w:val="single"/>
+        </w:rPr>
+        <w:t>:</w:t>
+      </w:r>
+      <w:r>
+        <w:rPr>
+          <w:rFonts w:cs="Segoe UI"/>
+        </w:rPr>
+        <w:t xml:space="preserve"> הקבוצה ה"חבויה" והמשתלמת מכולן. זוהי הקבוצה היחידה שמתבדלת גיאוגרפית (מחוץ למרכז), והיא משלבת את המחיר הנמוך ביותר, פער התמחור העמוק ביותר ושביעות הרצון המקסימלית במדגם – כל זאת לצד חשיפה (כמות ביקורות) אפסית כמעט.</w:t>
+      </w:r>
+    </w:p>
+    <w:p>
+      <w:pPr>
+        <w:spacing w:after="20"/>
+      </w:pPr>
+      <w:r>
+        <w:rPr>
+          <w:rFonts w:cs="Segoe UI" w:hint="cs"/>
+          <w:b/>
+          <w:color w:val="0072B2"/>
+        </w:rPr>
+        <w:t>הערכה חיצונית</w:t>
+      </w:r>
+      <w:r>
+        <w:rPr>
+          <w:rFonts w:cs="Segoe UI"/>
+          <w:b/>
+          <w:color w:val="0072B2"/>
+        </w:rPr>
+        <w:t>:</w:t>
       </w:r>
     </w:p>
     <w:tbl>
       <w:tblPr>
         <w:tblStyle w:val="4-1"/>
-        <w:tblW w:w="0" w:type="auto"/>
+        <w:tblpPr w:leftFromText="181" w:rightFromText="181" w:topFromText="57" w:bottomFromText="57" w:vertAnchor="text" w:horzAnchor="margin" w:tblpXSpec="center" w:tblpY="2441"/>
+        <w:tblW w:w="9763" w:type="dxa"/>
         <w:tblLook w:val="04A0" w:firstRow="1" w:lastRow="0" w:firstColumn="1" w:lastColumn="0" w:noHBand="0" w:noVBand="1"/>
       </w:tblPr>
       <w:tblGrid>
-        <w:gridCol w:w="926"/>
-        <w:gridCol w:w="897"/>
-        <w:gridCol w:w="843"/>
-        <w:gridCol w:w="766"/>
-        <w:gridCol w:w="775"/>
-        <w:gridCol w:w="821"/>
-        <w:gridCol w:w="939"/>
-        <w:gridCol w:w="644"/>
-        <w:gridCol w:w="854"/>
-        <w:gridCol w:w="527"/>
-        <w:gridCol w:w="1640"/>
-        <w:gridCol w:w="846"/>
+        <w:gridCol w:w="1977"/>
+        <w:gridCol w:w="1465"/>
+        <w:gridCol w:w="899"/>
+        <w:gridCol w:w="1560"/>
+        <w:gridCol w:w="959"/>
+        <w:gridCol w:w="1121"/>
+        <w:gridCol w:w="1782"/>
       </w:tblGrid>
       <w:tr>
         <w:trPr>
           <w:cnfStyle w:val="100000000000" w:firstRow="1" w:lastRow="0" w:firstColumn="0" w:lastColumn="0" w:oddVBand="0" w:evenVBand="0" w:oddHBand="0" w:evenHBand="0" w:firstRowFirstColumn="0" w:firstRowLastColumn="0" w:lastRowFirstColumn="0" w:lastRowLastColumn="0"/>
+          <w:trHeight w:val="523"/>
         </w:trPr>
         <w:tc>
           <w:tcPr>
@@ -5035,18 +5317,11 @@
           </w:tcPr>
           <w:p>
             <w:pPr>
-              <w:spacing w:after="120" w:line="276" w:lineRule="auto"/>
+              <w:spacing w:after="200" w:line="276" w:lineRule="auto"/>
               <w:jc w:val="center"/>
-              <w:rPr>
-                <w:rFonts w:cs="Segoe UI"/>
-                <w:rtl w:val="0"/>
-              </w:rPr>
             </w:pPr>
             <w:r>
-              <w:rPr>
-                <w:rFonts w:cs="Segoe UI"/>
-              </w:rPr>
-              <w:t>סוג נכס דומיננטי</w:t>
+              <w:t>משתנה חיצוני</w:t>
             </w:r>
           </w:p>
         </w:tc>
@@ -5058,18 +5333,12 @@
           </w:tcPr>
           <w:p>
             <w:pPr>
-              <w:spacing w:after="120" w:line="276" w:lineRule="auto"/>
+              <w:spacing w:after="200" w:line="276" w:lineRule="auto"/>
               <w:jc w:val="center"/>
               <w:cnfStyle w:val="100000000000" w:firstRow="1" w:lastRow="0" w:firstColumn="0" w:lastColumn="0" w:oddVBand="0" w:evenVBand="0" w:oddHBand="0" w:evenHBand="0" w:firstRowFirstColumn="0" w:firstRowLastColumn="0" w:lastRowFirstColumn="0" w:lastRowLastColumn="0"/>
-              <w:rPr>
-                <w:rFonts w:cs="Segoe UI"/>
-              </w:rPr>
             </w:pPr>
             <w:r>
-              <w:rPr>
-                <w:rFonts w:cs="Segoe UI"/>
-              </w:rPr>
-              <w:t>ביקורות</w:t>
+              <w:t>תפקיד</w:t>
             </w:r>
           </w:p>
         </w:tc>
@@ -5081,1489 +5350,8 @@
           </w:tcPr>
           <w:p>
             <w:pPr>
-              <w:spacing w:after="120" w:line="276" w:lineRule="auto"/>
+              <w:spacing w:after="200" w:line="276" w:lineRule="auto"/>
               <w:jc w:val="center"/>
-              <w:cnfStyle w:val="100000000000" w:firstRow="1" w:lastRow="0" w:firstColumn="0" w:lastColumn="0" w:oddVBand="0" w:evenVBand="0" w:oddHBand="0" w:evenHBand="0" w:firstRowFirstColumn="0" w:firstRowLastColumn="0" w:lastRowFirstColumn="0" w:lastRowLastColumn="0"/>
-              <w:rPr>
-                <w:rFonts w:cs="Segoe UI"/>
-              </w:rPr>
-            </w:pPr>
-            <w:r>
-              <w:rPr>
-                <w:rFonts w:cs="Segoe UI"/>
-              </w:rPr>
-              <w:t>חיוביות</w:t>
-            </w:r>
-          </w:p>
-        </w:tc>
-        <w:tc>
-          <w:tcPr>
-            <w:tcW w:w="0" w:type="auto"/>
-            <w:vAlign w:val="center"/>
-            <w:hideMark/>
-          </w:tcPr>
-          <w:p>
-            <w:pPr>
-              <w:spacing w:after="120" w:line="276" w:lineRule="auto"/>
-              <w:jc w:val="center"/>
-              <w:cnfStyle w:val="100000000000" w:firstRow="1" w:lastRow="0" w:firstColumn="0" w:lastColumn="0" w:oddVBand="0" w:evenVBand="0" w:oddHBand="0" w:evenHBand="0" w:firstRowFirstColumn="0" w:firstRowLastColumn="0" w:lastRowFirstColumn="0" w:lastRowLastColumn="0"/>
-              <w:rPr>
-                <w:rFonts w:cs="Segoe UI"/>
-              </w:rPr>
-            </w:pPr>
-            <w:r>
-              <w:rPr>
-                <w:rFonts w:cs="Segoe UI"/>
-              </w:rPr>
-              <w:t>הנחה</w:t>
-            </w:r>
-          </w:p>
-        </w:tc>
-        <w:tc>
-          <w:tcPr>
-            <w:tcW w:w="0" w:type="auto"/>
-            <w:vAlign w:val="center"/>
-            <w:hideMark/>
-          </w:tcPr>
-          <w:p>
-            <w:pPr>
-              <w:spacing w:after="120" w:line="276" w:lineRule="auto"/>
-              <w:jc w:val="center"/>
-              <w:cnfStyle w:val="100000000000" w:firstRow="1" w:lastRow="0" w:firstColumn="0" w:lastColumn="0" w:oddVBand="0" w:evenVBand="0" w:oddHBand="0" w:evenHBand="0" w:firstRowFirstColumn="0" w:firstRowLastColumn="0" w:lastRowFirstColumn="0" w:lastRowLastColumn="0"/>
-              <w:rPr>
-                <w:rFonts w:cs="Segoe UI"/>
-              </w:rPr>
-            </w:pPr>
-            <w:r>
-              <w:rPr>
-                <w:rFonts w:cs="Segoe UI"/>
-              </w:rPr>
-              <w:t>מחיר חזוי</w:t>
-            </w:r>
-          </w:p>
-        </w:tc>
-        <w:tc>
-          <w:tcPr>
-            <w:tcW w:w="0" w:type="auto"/>
-            <w:vAlign w:val="center"/>
-            <w:hideMark/>
-          </w:tcPr>
-          <w:p>
-            <w:pPr>
-              <w:spacing w:after="120" w:line="276" w:lineRule="auto"/>
-              <w:jc w:val="center"/>
-              <w:cnfStyle w:val="100000000000" w:firstRow="1" w:lastRow="0" w:firstColumn="0" w:lastColumn="0" w:oddVBand="0" w:evenVBand="0" w:oddHBand="0" w:evenHBand="0" w:firstRowFirstColumn="0" w:firstRowLastColumn="0" w:lastRowFirstColumn="0" w:lastRowLastColumn="0"/>
-              <w:rPr>
-                <w:rFonts w:cs="Segoe UI"/>
-              </w:rPr>
-            </w:pPr>
-            <w:r>
-              <w:rPr>
-                <w:rFonts w:cs="Segoe UI"/>
-              </w:rPr>
-              <w:t>מחיר ממוצע</w:t>
-            </w:r>
-          </w:p>
-        </w:tc>
-        <w:tc>
-          <w:tcPr>
-            <w:tcW w:w="0" w:type="auto"/>
-            <w:vAlign w:val="center"/>
-            <w:hideMark/>
-          </w:tcPr>
-          <w:p>
-            <w:pPr>
-              <w:spacing w:after="120" w:line="276" w:lineRule="auto"/>
-              <w:jc w:val="center"/>
-              <w:cnfStyle w:val="100000000000" w:firstRow="1" w:lastRow="0" w:firstColumn="0" w:lastColumn="0" w:oddVBand="0" w:evenVBand="0" w:oddHBand="0" w:evenHBand="0" w:firstRowFirstColumn="0" w:firstRowLastColumn="0" w:lastRowFirstColumn="0" w:lastRowLastColumn="0"/>
-              <w:rPr>
-                <w:rFonts w:cs="Segoe UI"/>
-              </w:rPr>
-            </w:pPr>
-            <w:r>
-              <w:rPr>
-                <w:rFonts w:cs="Segoe UI"/>
-              </w:rPr>
-              <w:t>שירותים</w:t>
-            </w:r>
-          </w:p>
-        </w:tc>
-        <w:tc>
-          <w:tcPr>
-            <w:tcW w:w="0" w:type="auto"/>
-            <w:vAlign w:val="center"/>
-            <w:hideMark/>
-          </w:tcPr>
-          <w:p>
-            <w:pPr>
-              <w:spacing w:after="120" w:line="276" w:lineRule="auto"/>
-              <w:jc w:val="center"/>
-              <w:cnfStyle w:val="100000000000" w:firstRow="1" w:lastRow="0" w:firstColumn="0" w:lastColumn="0" w:oddVBand="0" w:evenVBand="0" w:oddHBand="0" w:evenHBand="0" w:firstRowFirstColumn="0" w:firstRowLastColumn="0" w:lastRowFirstColumn="0" w:lastRowLastColumn="0"/>
-              <w:rPr>
-                <w:rFonts w:cs="Segoe UI"/>
-              </w:rPr>
-            </w:pPr>
-            <w:r>
-              <w:rPr>
-                <w:rFonts w:cs="Segoe UI"/>
-              </w:rPr>
-              <w:t>חדרי שינה</w:t>
-            </w:r>
-          </w:p>
-        </w:tc>
-        <w:tc>
-          <w:tcPr>
-            <w:tcW w:w="0" w:type="auto"/>
-            <w:vAlign w:val="center"/>
-            <w:hideMark/>
-          </w:tcPr>
-          <w:p>
-            <w:pPr>
-              <w:spacing w:after="120" w:line="276" w:lineRule="auto"/>
-              <w:jc w:val="center"/>
-              <w:cnfStyle w:val="100000000000" w:firstRow="1" w:lastRow="0" w:firstColumn="0" w:lastColumn="0" w:oddVBand="0" w:evenVBand="0" w:oddHBand="0" w:evenHBand="0" w:firstRowFirstColumn="0" w:firstRowLastColumn="0" w:lastRowFirstColumn="0" w:lastRowLastColumn="0"/>
-              <w:rPr>
-                <w:rFonts w:cs="Segoe UI"/>
-              </w:rPr>
-            </w:pPr>
-            <w:r>
-              <w:rPr>
-                <w:rFonts w:cs="Segoe UI"/>
-              </w:rPr>
-              <w:t>אורחים</w:t>
-            </w:r>
-          </w:p>
-        </w:tc>
-        <w:tc>
-          <w:tcPr>
-            <w:tcW w:w="0" w:type="auto"/>
-            <w:vAlign w:val="center"/>
-            <w:hideMark/>
-          </w:tcPr>
-          <w:p>
-            <w:pPr>
-              <w:spacing w:after="120" w:line="276" w:lineRule="auto"/>
-              <w:jc w:val="center"/>
-              <w:cnfStyle w:val="100000000000" w:firstRow="1" w:lastRow="0" w:firstColumn="0" w:lastColumn="0" w:oddVBand="0" w:evenVBand="0" w:oddHBand="0" w:evenHBand="0" w:firstRowFirstColumn="0" w:firstRowLastColumn="0" w:lastRowFirstColumn="0" w:lastRowLastColumn="0"/>
-              <w:rPr>
-                <w:rFonts w:cs="Segoe UI"/>
-              </w:rPr>
-            </w:pPr>
-            <w:r>
-              <w:rPr>
-                <w:rFonts w:cs="Segoe UI"/>
-              </w:rPr>
-              <w:t>n</w:t>
-            </w:r>
-          </w:p>
-        </w:tc>
-        <w:tc>
-          <w:tcPr>
-            <w:tcW w:w="0" w:type="auto"/>
-            <w:vAlign w:val="center"/>
-            <w:hideMark/>
-          </w:tcPr>
-          <w:p>
-            <w:pPr>
-              <w:spacing w:after="120" w:line="276" w:lineRule="auto"/>
-              <w:jc w:val="center"/>
-              <w:cnfStyle w:val="100000000000" w:firstRow="1" w:lastRow="0" w:firstColumn="0" w:lastColumn="0" w:oddVBand="0" w:evenVBand="0" w:oddHBand="0" w:evenHBand="0" w:firstRowFirstColumn="0" w:firstRowLastColumn="0" w:lastRowFirstColumn="0" w:lastRowLastColumn="0"/>
-              <w:rPr>
-                <w:rFonts w:cs="Segoe UI"/>
-              </w:rPr>
-            </w:pPr>
-            <w:r>
-              <w:rPr>
-                <w:rFonts w:cs="Segoe UI"/>
-              </w:rPr>
-              <w:t>שם</w:t>
-            </w:r>
-          </w:p>
-        </w:tc>
-        <w:tc>
-          <w:tcPr>
-            <w:tcW w:w="0" w:type="auto"/>
-            <w:vAlign w:val="center"/>
-            <w:hideMark/>
-          </w:tcPr>
-          <w:p>
-            <w:pPr>
-              <w:spacing w:after="120" w:line="276" w:lineRule="auto"/>
-              <w:jc w:val="center"/>
-              <w:cnfStyle w:val="100000000000" w:firstRow="1" w:lastRow="0" w:firstColumn="0" w:lastColumn="0" w:oddVBand="0" w:evenVBand="0" w:oddHBand="0" w:evenHBand="0" w:firstRowFirstColumn="0" w:firstRowLastColumn="0" w:lastRowFirstColumn="0" w:lastRowLastColumn="0"/>
-              <w:rPr>
-                <w:rFonts w:cs="Segoe UI"/>
-              </w:rPr>
-            </w:pPr>
-            <w:proofErr w:type="spellStart"/>
-            <w:r>
-              <w:rPr>
-                <w:rFonts w:cs="Segoe UI"/>
-              </w:rPr>
-              <w:t>Cluster</w:t>
-            </w:r>
-            <w:proofErr w:type="spellEnd"/>
-          </w:p>
-        </w:tc>
-      </w:tr>
-      <w:tr>
-        <w:trPr>
-          <w:cnfStyle w:val="000000100000" w:firstRow="0" w:lastRow="0" w:firstColumn="0" w:lastColumn="0" w:oddVBand="0" w:evenVBand="0" w:oddHBand="1" w:evenHBand="0" w:firstRowFirstColumn="0" w:firstRowLastColumn="0" w:lastRowFirstColumn="0" w:lastRowLastColumn="0"/>
-        </w:trPr>
-        <w:tc>
-          <w:tcPr>
-            <w:cnfStyle w:val="001000000000" w:firstRow="0" w:lastRow="0" w:firstColumn="1" w:lastColumn="0" w:oddVBand="0" w:evenVBand="0" w:oddHBand="0" w:evenHBand="0" w:firstRowFirstColumn="0" w:firstRowLastColumn="0" w:lastRowFirstColumn="0" w:lastRowLastColumn="0"/>
-            <w:tcW w:w="0" w:type="auto"/>
-            <w:vAlign w:val="center"/>
-            <w:hideMark/>
-          </w:tcPr>
-          <w:p>
-            <w:pPr>
-              <w:spacing w:after="120" w:line="276" w:lineRule="auto"/>
-              <w:jc w:val="center"/>
-              <w:rPr>
-                <w:rFonts w:cs="Segoe UI"/>
-              </w:rPr>
-            </w:pPr>
-            <w:r>
-              <w:rPr>
-                <w:rFonts w:cs="Segoe UI"/>
-              </w:rPr>
-              <w:t>59.8% דירה שלמה, 39.1% חדר פרטי</w:t>
-            </w:r>
-          </w:p>
-        </w:tc>
-        <w:tc>
-          <w:tcPr>
-            <w:tcW w:w="0" w:type="auto"/>
-            <w:vAlign w:val="center"/>
-            <w:hideMark/>
-          </w:tcPr>
-          <w:p>
-            <w:pPr>
-              <w:spacing w:after="120" w:line="276" w:lineRule="auto"/>
-              <w:jc w:val="center"/>
-              <w:cnfStyle w:val="000000100000" w:firstRow="0" w:lastRow="0" w:firstColumn="0" w:lastColumn="0" w:oddVBand="0" w:evenVBand="0" w:oddHBand="1" w:evenHBand="0" w:firstRowFirstColumn="0" w:firstRowLastColumn="0" w:lastRowFirstColumn="0" w:lastRowLastColumn="0"/>
-              <w:rPr>
-                <w:rFonts w:cs="Segoe UI"/>
-              </w:rPr>
-            </w:pPr>
-            <w:r>
-              <w:rPr>
-                <w:rFonts w:cs="Segoe UI"/>
-              </w:rPr>
-              <w:t>38.1</w:t>
-            </w:r>
-          </w:p>
-        </w:tc>
-        <w:tc>
-          <w:tcPr>
-            <w:tcW w:w="0" w:type="auto"/>
-            <w:vAlign w:val="center"/>
-            <w:hideMark/>
-          </w:tcPr>
-          <w:p>
-            <w:pPr>
-              <w:spacing w:after="120" w:line="276" w:lineRule="auto"/>
-              <w:jc w:val="center"/>
-              <w:cnfStyle w:val="000000100000" w:firstRow="0" w:lastRow="0" w:firstColumn="0" w:lastColumn="0" w:oddVBand="0" w:evenVBand="0" w:oddHBand="1" w:evenHBand="0" w:firstRowFirstColumn="0" w:firstRowLastColumn="0" w:lastRowFirstColumn="0" w:lastRowLastColumn="0"/>
-              <w:rPr>
-                <w:rFonts w:cs="Segoe UI"/>
-              </w:rPr>
-            </w:pPr>
-            <w:r>
-              <w:rPr>
-                <w:rFonts w:cs="Segoe UI"/>
-              </w:rPr>
-              <w:t>95.4%</w:t>
-            </w:r>
-          </w:p>
-        </w:tc>
-        <w:tc>
-          <w:tcPr>
-            <w:tcW w:w="0" w:type="auto"/>
-            <w:vAlign w:val="center"/>
-            <w:hideMark/>
-          </w:tcPr>
-          <w:p>
-            <w:pPr>
-              <w:spacing w:after="120" w:line="276" w:lineRule="auto"/>
-              <w:jc w:val="center"/>
-              <w:cnfStyle w:val="000000100000" w:firstRow="0" w:lastRow="0" w:firstColumn="0" w:lastColumn="0" w:oddVBand="0" w:evenVBand="0" w:oddHBand="1" w:evenHBand="0" w:firstRowFirstColumn="0" w:firstRowLastColumn="0" w:lastRowFirstColumn="0" w:lastRowLastColumn="0"/>
-              <w:rPr>
-                <w:rFonts w:cs="Segoe UI"/>
-              </w:rPr>
-            </w:pPr>
-            <w:r>
-              <w:rPr>
-                <w:rFonts w:cs="Segoe UI"/>
-              </w:rPr>
-              <w:t>32.4%</w:t>
-            </w:r>
-          </w:p>
-        </w:tc>
-        <w:tc>
-          <w:tcPr>
-            <w:tcW w:w="0" w:type="auto"/>
-            <w:vAlign w:val="center"/>
-            <w:hideMark/>
-          </w:tcPr>
-          <w:p>
-            <w:pPr>
-              <w:spacing w:after="120" w:line="276" w:lineRule="auto"/>
-              <w:jc w:val="center"/>
-              <w:cnfStyle w:val="000000100000" w:firstRow="0" w:lastRow="0" w:firstColumn="0" w:lastColumn="0" w:oddVBand="0" w:evenVBand="0" w:oddHBand="1" w:evenHBand="0" w:firstRowFirstColumn="0" w:firstRowLastColumn="0" w:lastRowFirstColumn="0" w:lastRowLastColumn="0"/>
-              <w:rPr>
-                <w:rFonts w:cs="Segoe UI"/>
-              </w:rPr>
-            </w:pPr>
-            <w:r>
-              <w:rPr>
-                <w:rFonts w:cs="Segoe UI"/>
-              </w:rPr>
-              <w:t>€141.3</w:t>
-            </w:r>
-          </w:p>
-        </w:tc>
-        <w:tc>
-          <w:tcPr>
-            <w:tcW w:w="0" w:type="auto"/>
-            <w:vAlign w:val="center"/>
-            <w:hideMark/>
-          </w:tcPr>
-          <w:p>
-            <w:pPr>
-              <w:spacing w:after="120" w:line="276" w:lineRule="auto"/>
-              <w:jc w:val="center"/>
-              <w:cnfStyle w:val="000000100000" w:firstRow="0" w:lastRow="0" w:firstColumn="0" w:lastColumn="0" w:oddVBand="0" w:evenVBand="0" w:oddHBand="1" w:evenHBand="0" w:firstRowFirstColumn="0" w:firstRowLastColumn="0" w:lastRowFirstColumn="0" w:lastRowLastColumn="0"/>
-              <w:rPr>
-                <w:rFonts w:cs="Segoe UI"/>
-              </w:rPr>
-            </w:pPr>
-            <w:r>
-              <w:rPr>
-                <w:rFonts w:cs="Segoe UI"/>
-              </w:rPr>
-              <w:t>€96.3</w:t>
-            </w:r>
-          </w:p>
-        </w:tc>
-        <w:tc>
-          <w:tcPr>
-            <w:tcW w:w="0" w:type="auto"/>
-            <w:vAlign w:val="center"/>
-            <w:hideMark/>
-          </w:tcPr>
-          <w:p>
-            <w:pPr>
-              <w:spacing w:after="120" w:line="276" w:lineRule="auto"/>
-              <w:jc w:val="center"/>
-              <w:cnfStyle w:val="000000100000" w:firstRow="0" w:lastRow="0" w:firstColumn="0" w:lastColumn="0" w:oddVBand="0" w:evenVBand="0" w:oddHBand="1" w:evenHBand="0" w:firstRowFirstColumn="0" w:firstRowLastColumn="0" w:lastRowFirstColumn="0" w:lastRowLastColumn="0"/>
-              <w:rPr>
-                <w:rFonts w:cs="Segoe UI"/>
-              </w:rPr>
-            </w:pPr>
-            <w:r>
-              <w:rPr>
-                <w:rFonts w:cs="Segoe UI"/>
-                <w:b/>
-                <w:bCs/>
-              </w:rPr>
-              <w:t>22.1</w:t>
-            </w:r>
-          </w:p>
-        </w:tc>
-        <w:tc>
-          <w:tcPr>
-            <w:tcW w:w="0" w:type="auto"/>
-            <w:vAlign w:val="center"/>
-            <w:hideMark/>
-          </w:tcPr>
-          <w:p>
-            <w:pPr>
-              <w:spacing w:after="120" w:line="276" w:lineRule="auto"/>
-              <w:jc w:val="center"/>
-              <w:cnfStyle w:val="000000100000" w:firstRow="0" w:lastRow="0" w:firstColumn="0" w:lastColumn="0" w:oddVBand="0" w:evenVBand="0" w:oddHBand="1" w:evenHBand="0" w:firstRowFirstColumn="0" w:firstRowLastColumn="0" w:lastRowFirstColumn="0" w:lastRowLastColumn="0"/>
-              <w:rPr>
-                <w:rFonts w:cs="Segoe UI"/>
-              </w:rPr>
-            </w:pPr>
-            <w:r>
-              <w:rPr>
-                <w:rFonts w:cs="Segoe UI"/>
-              </w:rPr>
-              <w:t>1.15</w:t>
-            </w:r>
-          </w:p>
-        </w:tc>
-        <w:tc>
-          <w:tcPr>
-            <w:tcW w:w="0" w:type="auto"/>
-            <w:vAlign w:val="center"/>
-            <w:hideMark/>
-          </w:tcPr>
-          <w:p>
-            <w:pPr>
-              <w:spacing w:after="120" w:line="276" w:lineRule="auto"/>
-              <w:jc w:val="center"/>
-              <w:cnfStyle w:val="000000100000" w:firstRow="0" w:lastRow="0" w:firstColumn="0" w:lastColumn="0" w:oddVBand="0" w:evenVBand="0" w:oddHBand="1" w:evenHBand="0" w:firstRowFirstColumn="0" w:firstRowLastColumn="0" w:lastRowFirstColumn="0" w:lastRowLastColumn="0"/>
-              <w:rPr>
-                <w:rFonts w:cs="Segoe UI"/>
-              </w:rPr>
-            </w:pPr>
-            <w:r>
-              <w:rPr>
-                <w:rFonts w:cs="Segoe UI"/>
-              </w:rPr>
-              <w:t>2.95</w:t>
-            </w:r>
-          </w:p>
-        </w:tc>
-        <w:tc>
-          <w:tcPr>
-            <w:tcW w:w="0" w:type="auto"/>
-            <w:vAlign w:val="center"/>
-            <w:hideMark/>
-          </w:tcPr>
-          <w:p>
-            <w:pPr>
-              <w:spacing w:after="120" w:line="276" w:lineRule="auto"/>
-              <w:jc w:val="center"/>
-              <w:cnfStyle w:val="000000100000" w:firstRow="0" w:lastRow="0" w:firstColumn="0" w:lastColumn="0" w:oddVBand="0" w:evenVBand="0" w:oddHBand="1" w:evenHBand="0" w:firstRowFirstColumn="0" w:firstRowLastColumn="0" w:lastRowFirstColumn="0" w:lastRowLastColumn="0"/>
-              <w:rPr>
-                <w:rFonts w:cs="Segoe UI"/>
-              </w:rPr>
-            </w:pPr>
-            <w:r>
-              <w:rPr>
-                <w:rFonts w:cs="Segoe UI"/>
-              </w:rPr>
-              <w:t>184</w:t>
-            </w:r>
-          </w:p>
-        </w:tc>
-        <w:tc>
-          <w:tcPr>
-            <w:tcW w:w="0" w:type="auto"/>
-            <w:vAlign w:val="center"/>
-            <w:hideMark/>
-          </w:tcPr>
-          <w:p>
-            <w:pPr>
-              <w:spacing w:after="120" w:line="276" w:lineRule="auto"/>
-              <w:jc w:val="center"/>
-              <w:cnfStyle w:val="000000100000" w:firstRow="0" w:lastRow="0" w:firstColumn="0" w:lastColumn="0" w:oddVBand="0" w:evenVBand="0" w:oddHBand="1" w:evenHBand="0" w:firstRowFirstColumn="0" w:firstRowLastColumn="0" w:lastRowFirstColumn="0" w:lastRowLastColumn="0"/>
-              <w:rPr>
-                <w:rFonts w:cs="Segoe UI"/>
-              </w:rPr>
-            </w:pPr>
-            <w:r>
-              <w:rPr>
-                <w:rFonts w:cs="Segoe UI"/>
-              </w:rPr>
-              <w:t>דירות מרכזיות קומפקטיות ובסיסיות</w:t>
-            </w:r>
-          </w:p>
-        </w:tc>
-        <w:tc>
-          <w:tcPr>
-            <w:tcW w:w="0" w:type="auto"/>
-            <w:vAlign w:val="center"/>
-            <w:hideMark/>
-          </w:tcPr>
-          <w:p>
-            <w:pPr>
-              <w:spacing w:after="120" w:line="276" w:lineRule="auto"/>
-              <w:jc w:val="center"/>
-              <w:cnfStyle w:val="000000100000" w:firstRow="0" w:lastRow="0" w:firstColumn="0" w:lastColumn="0" w:oddVBand="0" w:evenVBand="0" w:oddHBand="1" w:evenHBand="0" w:firstRowFirstColumn="0" w:firstRowLastColumn="0" w:lastRowFirstColumn="0" w:lastRowLastColumn="0"/>
-              <w:rPr>
-                <w:rFonts w:cs="Segoe UI"/>
-              </w:rPr>
-            </w:pPr>
-            <w:r>
-              <w:rPr>
-                <w:rFonts w:cs="Segoe UI"/>
-              </w:rPr>
-              <w:t>3</w:t>
-            </w:r>
-          </w:p>
-        </w:tc>
-      </w:tr>
-      <w:tr>
-        <w:tc>
-          <w:tcPr>
-            <w:cnfStyle w:val="001000000000" w:firstRow="0" w:lastRow="0" w:firstColumn="1" w:lastColumn="0" w:oddVBand="0" w:evenVBand="0" w:oddHBand="0" w:evenHBand="0" w:firstRowFirstColumn="0" w:firstRowLastColumn="0" w:lastRowFirstColumn="0" w:lastRowLastColumn="0"/>
-            <w:tcW w:w="0" w:type="auto"/>
-            <w:vAlign w:val="center"/>
-            <w:hideMark/>
-          </w:tcPr>
-          <w:p>
-            <w:pPr>
-              <w:spacing w:after="120" w:line="276" w:lineRule="auto"/>
-              <w:jc w:val="center"/>
-              <w:rPr>
-                <w:rFonts w:cs="Segoe UI"/>
-              </w:rPr>
-            </w:pPr>
-            <w:r>
-              <w:rPr>
-                <w:rFonts w:cs="Segoe UI"/>
-              </w:rPr>
-              <w:t>87.2% דירה שלמה</w:t>
-            </w:r>
-          </w:p>
-        </w:tc>
-        <w:tc>
-          <w:tcPr>
-            <w:tcW w:w="0" w:type="auto"/>
-            <w:vAlign w:val="center"/>
-            <w:hideMark/>
-          </w:tcPr>
-          <w:p>
-            <w:pPr>
-              <w:spacing w:after="120" w:line="276" w:lineRule="auto"/>
-              <w:jc w:val="center"/>
-              <w:cnfStyle w:val="000000000000" w:firstRow="0" w:lastRow="0" w:firstColumn="0" w:lastColumn="0" w:oddVBand="0" w:evenVBand="0" w:oddHBand="0" w:evenHBand="0" w:firstRowFirstColumn="0" w:firstRowLastColumn="0" w:lastRowFirstColumn="0" w:lastRowLastColumn="0"/>
-              <w:rPr>
-                <w:rFonts w:cs="Segoe UI"/>
-              </w:rPr>
-            </w:pPr>
-            <w:r>
-              <w:rPr>
-                <w:rFonts w:cs="Segoe UI"/>
-              </w:rPr>
-              <w:t>50.2</w:t>
-            </w:r>
-          </w:p>
-        </w:tc>
-        <w:tc>
-          <w:tcPr>
-            <w:tcW w:w="0" w:type="auto"/>
-            <w:vAlign w:val="center"/>
-            <w:hideMark/>
-          </w:tcPr>
-          <w:p>
-            <w:pPr>
-              <w:spacing w:after="120" w:line="276" w:lineRule="auto"/>
-              <w:jc w:val="center"/>
-              <w:cnfStyle w:val="000000000000" w:firstRow="0" w:lastRow="0" w:firstColumn="0" w:lastColumn="0" w:oddVBand="0" w:evenVBand="0" w:oddHBand="0" w:evenHBand="0" w:firstRowFirstColumn="0" w:firstRowLastColumn="0" w:lastRowFirstColumn="0" w:lastRowLastColumn="0"/>
-              <w:rPr>
-                <w:rFonts w:cs="Segoe UI"/>
-              </w:rPr>
-            </w:pPr>
-            <w:r>
-              <w:rPr>
-                <w:rFonts w:cs="Segoe UI"/>
-              </w:rPr>
-              <w:t>93.3%</w:t>
-            </w:r>
-          </w:p>
-        </w:tc>
-        <w:tc>
-          <w:tcPr>
-            <w:tcW w:w="0" w:type="auto"/>
-            <w:vAlign w:val="center"/>
-            <w:hideMark/>
-          </w:tcPr>
-          <w:p>
-            <w:pPr>
-              <w:spacing w:after="120" w:line="276" w:lineRule="auto"/>
-              <w:jc w:val="center"/>
-              <w:cnfStyle w:val="000000000000" w:firstRow="0" w:lastRow="0" w:firstColumn="0" w:lastColumn="0" w:oddVBand="0" w:evenVBand="0" w:oddHBand="0" w:evenHBand="0" w:firstRowFirstColumn="0" w:firstRowLastColumn="0" w:lastRowFirstColumn="0" w:lastRowLastColumn="0"/>
-              <w:rPr>
-                <w:rFonts w:cs="Segoe UI"/>
-              </w:rPr>
-            </w:pPr>
-            <w:r>
-              <w:rPr>
-                <w:rFonts w:cs="Segoe UI"/>
-              </w:rPr>
-              <w:t>31.8%</w:t>
-            </w:r>
-          </w:p>
-        </w:tc>
-        <w:tc>
-          <w:tcPr>
-            <w:tcW w:w="0" w:type="auto"/>
-            <w:vAlign w:val="center"/>
-            <w:hideMark/>
-          </w:tcPr>
-          <w:p>
-            <w:pPr>
-              <w:spacing w:after="120" w:line="276" w:lineRule="auto"/>
-              <w:jc w:val="center"/>
-              <w:cnfStyle w:val="000000000000" w:firstRow="0" w:lastRow="0" w:firstColumn="0" w:lastColumn="0" w:oddVBand="0" w:evenVBand="0" w:oddHBand="0" w:evenHBand="0" w:firstRowFirstColumn="0" w:firstRowLastColumn="0" w:lastRowFirstColumn="0" w:lastRowLastColumn="0"/>
-              <w:rPr>
-                <w:rFonts w:cs="Segoe UI"/>
-              </w:rPr>
-            </w:pPr>
-            <w:r>
-              <w:rPr>
-                <w:rFonts w:cs="Segoe UI"/>
-              </w:rPr>
-              <w:t>€188.0</w:t>
-            </w:r>
-          </w:p>
-        </w:tc>
-        <w:tc>
-          <w:tcPr>
-            <w:tcW w:w="0" w:type="auto"/>
-            <w:vAlign w:val="center"/>
-            <w:hideMark/>
-          </w:tcPr>
-          <w:p>
-            <w:pPr>
-              <w:spacing w:after="120" w:line="276" w:lineRule="auto"/>
-              <w:jc w:val="center"/>
-              <w:cnfStyle w:val="000000000000" w:firstRow="0" w:lastRow="0" w:firstColumn="0" w:lastColumn="0" w:oddVBand="0" w:evenVBand="0" w:oddHBand="0" w:evenHBand="0" w:firstRowFirstColumn="0" w:firstRowLastColumn="0" w:lastRowFirstColumn="0" w:lastRowLastColumn="0"/>
-              <w:rPr>
-                <w:rFonts w:cs="Segoe UI"/>
-              </w:rPr>
-            </w:pPr>
-            <w:r>
-              <w:rPr>
-                <w:rFonts w:cs="Segoe UI"/>
-              </w:rPr>
-              <w:t>€128.2</w:t>
-            </w:r>
-          </w:p>
-        </w:tc>
-        <w:tc>
-          <w:tcPr>
-            <w:tcW w:w="0" w:type="auto"/>
-            <w:vAlign w:val="center"/>
-            <w:hideMark/>
-          </w:tcPr>
-          <w:p>
-            <w:pPr>
-              <w:spacing w:after="120" w:line="276" w:lineRule="auto"/>
-              <w:jc w:val="center"/>
-              <w:cnfStyle w:val="000000000000" w:firstRow="0" w:lastRow="0" w:firstColumn="0" w:lastColumn="0" w:oddVBand="0" w:evenVBand="0" w:oddHBand="0" w:evenHBand="0" w:firstRowFirstColumn="0" w:firstRowLastColumn="0" w:lastRowFirstColumn="0" w:lastRowLastColumn="0"/>
-              <w:rPr>
-                <w:rFonts w:cs="Segoe UI"/>
-              </w:rPr>
-            </w:pPr>
-            <w:r>
-              <w:rPr>
-                <w:rFonts w:cs="Segoe UI"/>
-                <w:b/>
-                <w:bCs/>
-              </w:rPr>
-              <w:t>44.2</w:t>
-            </w:r>
-          </w:p>
-        </w:tc>
-        <w:tc>
-          <w:tcPr>
-            <w:tcW w:w="0" w:type="auto"/>
-            <w:vAlign w:val="center"/>
-            <w:hideMark/>
-          </w:tcPr>
-          <w:p>
-            <w:pPr>
-              <w:spacing w:after="120" w:line="276" w:lineRule="auto"/>
-              <w:jc w:val="center"/>
-              <w:cnfStyle w:val="000000000000" w:firstRow="0" w:lastRow="0" w:firstColumn="0" w:lastColumn="0" w:oddVBand="0" w:evenVBand="0" w:oddHBand="0" w:evenHBand="0" w:firstRowFirstColumn="0" w:firstRowLastColumn="0" w:lastRowFirstColumn="0" w:lastRowLastColumn="0"/>
-              <w:rPr>
-                <w:rFonts w:cs="Segoe UI"/>
-              </w:rPr>
-            </w:pPr>
-            <w:r>
-              <w:rPr>
-                <w:rFonts w:cs="Segoe UI"/>
-              </w:rPr>
-              <w:t>1.52</w:t>
-            </w:r>
-          </w:p>
-        </w:tc>
-        <w:tc>
-          <w:tcPr>
-            <w:tcW w:w="0" w:type="auto"/>
-            <w:vAlign w:val="center"/>
-            <w:hideMark/>
-          </w:tcPr>
-          <w:p>
-            <w:pPr>
-              <w:spacing w:after="120" w:line="276" w:lineRule="auto"/>
-              <w:jc w:val="center"/>
-              <w:cnfStyle w:val="000000000000" w:firstRow="0" w:lastRow="0" w:firstColumn="0" w:lastColumn="0" w:oddVBand="0" w:evenVBand="0" w:oddHBand="0" w:evenHBand="0" w:firstRowFirstColumn="0" w:firstRowLastColumn="0" w:lastRowFirstColumn="0" w:lastRowLastColumn="0"/>
-              <w:rPr>
-                <w:rFonts w:cs="Segoe UI"/>
-              </w:rPr>
-            </w:pPr>
-            <w:r>
-              <w:rPr>
-                <w:rFonts w:cs="Segoe UI"/>
-              </w:rPr>
-              <w:t>4.04</w:t>
-            </w:r>
-          </w:p>
-        </w:tc>
-        <w:tc>
-          <w:tcPr>
-            <w:tcW w:w="0" w:type="auto"/>
-            <w:vAlign w:val="center"/>
-            <w:hideMark/>
-          </w:tcPr>
-          <w:p>
-            <w:pPr>
-              <w:spacing w:after="120" w:line="276" w:lineRule="auto"/>
-              <w:jc w:val="center"/>
-              <w:cnfStyle w:val="000000000000" w:firstRow="0" w:lastRow="0" w:firstColumn="0" w:lastColumn="0" w:oddVBand="0" w:evenVBand="0" w:oddHBand="0" w:evenHBand="0" w:firstRowFirstColumn="0" w:firstRowLastColumn="0" w:lastRowFirstColumn="0" w:lastRowLastColumn="0"/>
-              <w:rPr>
-                <w:rFonts w:cs="Segoe UI"/>
-              </w:rPr>
-            </w:pPr>
-            <w:r>
-              <w:rPr>
-                <w:rFonts w:cs="Segoe UI"/>
-              </w:rPr>
-              <w:t>203</w:t>
-            </w:r>
-          </w:p>
-        </w:tc>
-        <w:tc>
-          <w:tcPr>
-            <w:tcW w:w="0" w:type="auto"/>
-            <w:vAlign w:val="center"/>
-            <w:hideMark/>
-          </w:tcPr>
-          <w:p>
-            <w:pPr>
-              <w:spacing w:after="120" w:line="276" w:lineRule="auto"/>
-              <w:jc w:val="center"/>
-              <w:cnfStyle w:val="000000000000" w:firstRow="0" w:lastRow="0" w:firstColumn="0" w:lastColumn="0" w:oddVBand="0" w:evenVBand="0" w:oddHBand="0" w:evenHBand="0" w:firstRowFirstColumn="0" w:firstRowLastColumn="0" w:lastRowFirstColumn="0" w:lastRowLastColumn="0"/>
-              <w:rPr>
-                <w:rFonts w:cs="Segoe UI"/>
-              </w:rPr>
-            </w:pPr>
-            <w:r>
-              <w:rPr>
-                <w:rFonts w:cs="Segoe UI"/>
-              </w:rPr>
-              <w:t>דירות מרכזיות מאובזרות היטב</w:t>
-            </w:r>
-          </w:p>
-        </w:tc>
-        <w:tc>
-          <w:tcPr>
-            <w:tcW w:w="0" w:type="auto"/>
-            <w:vAlign w:val="center"/>
-            <w:hideMark/>
-          </w:tcPr>
-          <w:p>
-            <w:pPr>
-              <w:spacing w:after="120" w:line="276" w:lineRule="auto"/>
-              <w:jc w:val="center"/>
-              <w:cnfStyle w:val="000000000000" w:firstRow="0" w:lastRow="0" w:firstColumn="0" w:lastColumn="0" w:oddVBand="0" w:evenVBand="0" w:oddHBand="0" w:evenHBand="0" w:firstRowFirstColumn="0" w:firstRowLastColumn="0" w:lastRowFirstColumn="0" w:lastRowLastColumn="0"/>
-              <w:rPr>
-                <w:rFonts w:cs="Segoe UI"/>
-              </w:rPr>
-            </w:pPr>
-            <w:r>
-              <w:rPr>
-                <w:rFonts w:cs="Segoe UI"/>
-              </w:rPr>
-              <w:t>1</w:t>
-            </w:r>
-          </w:p>
-        </w:tc>
-      </w:tr>
-      <w:tr>
-        <w:trPr>
-          <w:cnfStyle w:val="000000100000" w:firstRow="0" w:lastRow="0" w:firstColumn="0" w:lastColumn="0" w:oddVBand="0" w:evenVBand="0" w:oddHBand="1" w:evenHBand="0" w:firstRowFirstColumn="0" w:firstRowLastColumn="0" w:lastRowFirstColumn="0" w:lastRowLastColumn="0"/>
-        </w:trPr>
-        <w:tc>
-          <w:tcPr>
-            <w:cnfStyle w:val="001000000000" w:firstRow="0" w:lastRow="0" w:firstColumn="1" w:lastColumn="0" w:oddVBand="0" w:evenVBand="0" w:oddHBand="0" w:evenHBand="0" w:firstRowFirstColumn="0" w:firstRowLastColumn="0" w:lastRowFirstColumn="0" w:lastRowLastColumn="0"/>
-            <w:tcW w:w="0" w:type="auto"/>
-            <w:vAlign w:val="center"/>
-            <w:hideMark/>
-          </w:tcPr>
-          <w:p>
-            <w:pPr>
-              <w:spacing w:after="120" w:line="276" w:lineRule="auto"/>
-              <w:jc w:val="center"/>
-              <w:rPr>
-                <w:rFonts w:cs="Segoe UI"/>
-              </w:rPr>
-            </w:pPr>
-            <w:r>
-              <w:rPr>
-                <w:rFonts w:cs="Segoe UI"/>
-              </w:rPr>
-              <w:t>100% דירה שלמה</w:t>
-            </w:r>
-          </w:p>
-        </w:tc>
-        <w:tc>
-          <w:tcPr>
-            <w:tcW w:w="0" w:type="auto"/>
-            <w:vAlign w:val="center"/>
-            <w:hideMark/>
-          </w:tcPr>
-          <w:p>
-            <w:pPr>
-              <w:spacing w:after="120" w:line="276" w:lineRule="auto"/>
-              <w:jc w:val="center"/>
-              <w:cnfStyle w:val="000000100000" w:firstRow="0" w:lastRow="0" w:firstColumn="0" w:lastColumn="0" w:oddVBand="0" w:evenVBand="0" w:oddHBand="1" w:evenHBand="0" w:firstRowFirstColumn="0" w:firstRowLastColumn="0" w:lastRowFirstColumn="0" w:lastRowLastColumn="0"/>
-              <w:rPr>
-                <w:rFonts w:cs="Segoe UI"/>
-              </w:rPr>
-            </w:pPr>
-            <w:r>
-              <w:rPr>
-                <w:rFonts w:cs="Segoe UI"/>
-              </w:rPr>
-              <w:t>56.0</w:t>
-            </w:r>
-          </w:p>
-        </w:tc>
-        <w:tc>
-          <w:tcPr>
-            <w:tcW w:w="0" w:type="auto"/>
-            <w:vAlign w:val="center"/>
-            <w:hideMark/>
-          </w:tcPr>
-          <w:p>
-            <w:pPr>
-              <w:spacing w:after="120" w:line="276" w:lineRule="auto"/>
-              <w:jc w:val="center"/>
-              <w:cnfStyle w:val="000000100000" w:firstRow="0" w:lastRow="0" w:firstColumn="0" w:lastColumn="0" w:oddVBand="0" w:evenVBand="0" w:oddHBand="1" w:evenHBand="0" w:firstRowFirstColumn="0" w:firstRowLastColumn="0" w:lastRowFirstColumn="0" w:lastRowLastColumn="0"/>
-              <w:rPr>
-                <w:rFonts w:cs="Segoe UI"/>
-              </w:rPr>
-            </w:pPr>
-            <w:r>
-              <w:rPr>
-                <w:rFonts w:cs="Segoe UI"/>
-              </w:rPr>
-              <w:t>93.9%</w:t>
-            </w:r>
-          </w:p>
-        </w:tc>
-        <w:tc>
-          <w:tcPr>
-            <w:tcW w:w="0" w:type="auto"/>
-            <w:vAlign w:val="center"/>
-            <w:hideMark/>
-          </w:tcPr>
-          <w:p>
-            <w:pPr>
-              <w:spacing w:after="120" w:line="276" w:lineRule="auto"/>
-              <w:jc w:val="center"/>
-              <w:cnfStyle w:val="000000100000" w:firstRow="0" w:lastRow="0" w:firstColumn="0" w:lastColumn="0" w:oddVBand="0" w:evenVBand="0" w:oddHBand="1" w:evenHBand="0" w:firstRowFirstColumn="0" w:firstRowLastColumn="0" w:lastRowFirstColumn="0" w:lastRowLastColumn="0"/>
-              <w:rPr>
-                <w:rFonts w:cs="Segoe UI"/>
-              </w:rPr>
-            </w:pPr>
-            <w:r>
-              <w:rPr>
-                <w:rFonts w:cs="Segoe UI"/>
-              </w:rPr>
-              <w:t>35.8%</w:t>
-            </w:r>
-          </w:p>
-        </w:tc>
-        <w:tc>
-          <w:tcPr>
-            <w:tcW w:w="0" w:type="auto"/>
-            <w:vAlign w:val="center"/>
-            <w:hideMark/>
-          </w:tcPr>
-          <w:p>
-            <w:pPr>
-              <w:spacing w:after="120" w:line="276" w:lineRule="auto"/>
-              <w:jc w:val="center"/>
-              <w:cnfStyle w:val="000000100000" w:firstRow="0" w:lastRow="0" w:firstColumn="0" w:lastColumn="0" w:oddVBand="0" w:evenVBand="0" w:oddHBand="1" w:evenHBand="0" w:firstRowFirstColumn="0" w:firstRowLastColumn="0" w:lastRowFirstColumn="0" w:lastRowLastColumn="0"/>
-              <w:rPr>
-                <w:rFonts w:cs="Segoe UI"/>
-              </w:rPr>
-            </w:pPr>
-            <w:r>
-              <w:rPr>
-                <w:rFonts w:cs="Segoe UI"/>
-              </w:rPr>
-              <w:t>€415.4</w:t>
-            </w:r>
-          </w:p>
-        </w:tc>
-        <w:tc>
-          <w:tcPr>
-            <w:tcW w:w="0" w:type="auto"/>
-            <w:vAlign w:val="center"/>
-            <w:hideMark/>
-          </w:tcPr>
-          <w:p>
-            <w:pPr>
-              <w:spacing w:after="120" w:line="276" w:lineRule="auto"/>
-              <w:jc w:val="center"/>
-              <w:cnfStyle w:val="000000100000" w:firstRow="0" w:lastRow="0" w:firstColumn="0" w:lastColumn="0" w:oddVBand="0" w:evenVBand="0" w:oddHBand="1" w:evenHBand="0" w:firstRowFirstColumn="0" w:firstRowLastColumn="0" w:lastRowFirstColumn="0" w:lastRowLastColumn="0"/>
-              <w:rPr>
-                <w:rFonts w:cs="Segoe UI"/>
-              </w:rPr>
-            </w:pPr>
-            <w:r>
-              <w:rPr>
-                <w:rFonts w:cs="Segoe UI"/>
-                <w:b/>
-                <w:bCs/>
-              </w:rPr>
-              <w:t>€256.7</w:t>
-            </w:r>
-          </w:p>
-        </w:tc>
-        <w:tc>
-          <w:tcPr>
-            <w:tcW w:w="0" w:type="auto"/>
-            <w:vAlign w:val="center"/>
-            <w:hideMark/>
-          </w:tcPr>
-          <w:p>
-            <w:pPr>
-              <w:spacing w:after="120" w:line="276" w:lineRule="auto"/>
-              <w:jc w:val="center"/>
-              <w:cnfStyle w:val="000000100000" w:firstRow="0" w:lastRow="0" w:firstColumn="0" w:lastColumn="0" w:oddVBand="0" w:evenVBand="0" w:oddHBand="1" w:evenHBand="0" w:firstRowFirstColumn="0" w:firstRowLastColumn="0" w:lastRowFirstColumn="0" w:lastRowLastColumn="0"/>
-              <w:rPr>
-                <w:rFonts w:cs="Segoe UI"/>
-              </w:rPr>
-            </w:pPr>
-            <w:r>
-              <w:rPr>
-                <w:rFonts w:cs="Segoe UI"/>
-              </w:rPr>
-              <w:t>40.9</w:t>
-            </w:r>
-          </w:p>
-        </w:tc>
-        <w:tc>
-          <w:tcPr>
-            <w:tcW w:w="0" w:type="auto"/>
-            <w:vAlign w:val="center"/>
-            <w:hideMark/>
-          </w:tcPr>
-          <w:p>
-            <w:pPr>
-              <w:spacing w:after="120" w:line="276" w:lineRule="auto"/>
-              <w:jc w:val="center"/>
-              <w:cnfStyle w:val="000000100000" w:firstRow="0" w:lastRow="0" w:firstColumn="0" w:lastColumn="0" w:oddVBand="0" w:evenVBand="0" w:oddHBand="1" w:evenHBand="0" w:firstRowFirstColumn="0" w:firstRowLastColumn="0" w:lastRowFirstColumn="0" w:lastRowLastColumn="0"/>
-              <w:rPr>
-                <w:rFonts w:cs="Segoe UI"/>
-              </w:rPr>
-            </w:pPr>
-            <w:r>
-              <w:rPr>
-                <w:rFonts w:cs="Segoe UI"/>
-                <w:b/>
-                <w:bCs/>
-              </w:rPr>
-              <w:t>3.32</w:t>
-            </w:r>
-          </w:p>
-        </w:tc>
-        <w:tc>
-          <w:tcPr>
-            <w:tcW w:w="0" w:type="auto"/>
-            <w:vAlign w:val="center"/>
-            <w:hideMark/>
-          </w:tcPr>
-          <w:p>
-            <w:pPr>
-              <w:spacing w:after="120" w:line="276" w:lineRule="auto"/>
-              <w:jc w:val="center"/>
-              <w:cnfStyle w:val="000000100000" w:firstRow="0" w:lastRow="0" w:firstColumn="0" w:lastColumn="0" w:oddVBand="0" w:evenVBand="0" w:oddHBand="1" w:evenHBand="0" w:firstRowFirstColumn="0" w:firstRowLastColumn="0" w:lastRowFirstColumn="0" w:lastRowLastColumn="0"/>
-              <w:rPr>
-                <w:rFonts w:cs="Segoe UI"/>
-              </w:rPr>
-            </w:pPr>
-            <w:r>
-              <w:rPr>
-                <w:rFonts w:cs="Segoe UI"/>
-                <w:b/>
-                <w:bCs/>
-              </w:rPr>
-              <w:t>8.15</w:t>
-            </w:r>
-          </w:p>
-        </w:tc>
-        <w:tc>
-          <w:tcPr>
-            <w:tcW w:w="0" w:type="auto"/>
-            <w:vAlign w:val="center"/>
-            <w:hideMark/>
-          </w:tcPr>
-          <w:p>
-            <w:pPr>
-              <w:spacing w:after="120" w:line="276" w:lineRule="auto"/>
-              <w:jc w:val="center"/>
-              <w:cnfStyle w:val="000000100000" w:firstRow="0" w:lastRow="0" w:firstColumn="0" w:lastColumn="0" w:oddVBand="0" w:evenVBand="0" w:oddHBand="1" w:evenHBand="0" w:firstRowFirstColumn="0" w:firstRowLastColumn="0" w:lastRowFirstColumn="0" w:lastRowLastColumn="0"/>
-              <w:rPr>
-                <w:rFonts w:cs="Segoe UI"/>
-              </w:rPr>
-            </w:pPr>
-            <w:r>
-              <w:rPr>
-                <w:rFonts w:cs="Segoe UI"/>
-              </w:rPr>
-              <w:t>47</w:t>
-            </w:r>
-          </w:p>
-        </w:tc>
-        <w:tc>
-          <w:tcPr>
-            <w:tcW w:w="0" w:type="auto"/>
-            <w:vAlign w:val="center"/>
-            <w:hideMark/>
-          </w:tcPr>
-          <w:p>
-            <w:pPr>
-              <w:spacing w:after="120" w:line="276" w:lineRule="auto"/>
-              <w:jc w:val="center"/>
-              <w:cnfStyle w:val="000000100000" w:firstRow="0" w:lastRow="0" w:firstColumn="0" w:lastColumn="0" w:oddVBand="0" w:evenVBand="0" w:oddHBand="1" w:evenHBand="0" w:firstRowFirstColumn="0" w:firstRowLastColumn="0" w:lastRowFirstColumn="0" w:lastRowLastColumn="0"/>
-              <w:rPr>
-                <w:rFonts w:cs="Segoe UI"/>
-              </w:rPr>
-            </w:pPr>
-            <w:r>
-              <w:rPr>
-                <w:rFonts w:cs="Segoe UI"/>
-              </w:rPr>
-              <w:t>נכסים גדולים לקבוצות</w:t>
-            </w:r>
-          </w:p>
-        </w:tc>
-        <w:tc>
-          <w:tcPr>
-            <w:tcW w:w="0" w:type="auto"/>
-            <w:vAlign w:val="center"/>
-            <w:hideMark/>
-          </w:tcPr>
-          <w:p>
-            <w:pPr>
-              <w:spacing w:after="120" w:line="276" w:lineRule="auto"/>
-              <w:jc w:val="center"/>
-              <w:cnfStyle w:val="000000100000" w:firstRow="0" w:lastRow="0" w:firstColumn="0" w:lastColumn="0" w:oddVBand="0" w:evenVBand="0" w:oddHBand="1" w:evenHBand="0" w:firstRowFirstColumn="0" w:firstRowLastColumn="0" w:lastRowFirstColumn="0" w:lastRowLastColumn="0"/>
-              <w:rPr>
-                <w:rFonts w:cs="Segoe UI"/>
-              </w:rPr>
-            </w:pPr>
-            <w:r>
-              <w:rPr>
-                <w:rFonts w:cs="Segoe UI"/>
-              </w:rPr>
-              <w:t>2</w:t>
-            </w:r>
-          </w:p>
-        </w:tc>
-      </w:tr>
-      <w:tr>
-        <w:tc>
-          <w:tcPr>
-            <w:cnfStyle w:val="001000000000" w:firstRow="0" w:lastRow="0" w:firstColumn="1" w:lastColumn="0" w:oddVBand="0" w:evenVBand="0" w:oddHBand="0" w:evenHBand="0" w:firstRowFirstColumn="0" w:firstRowLastColumn="0" w:lastRowFirstColumn="0" w:lastRowLastColumn="0"/>
-            <w:tcW w:w="0" w:type="auto"/>
-            <w:vAlign w:val="center"/>
-            <w:hideMark/>
-          </w:tcPr>
-          <w:p>
-            <w:pPr>
-              <w:spacing w:after="120" w:line="276" w:lineRule="auto"/>
-              <w:jc w:val="center"/>
-              <w:rPr>
-                <w:rFonts w:cs="Segoe UI"/>
-              </w:rPr>
-            </w:pPr>
-            <w:r>
-              <w:rPr>
-                <w:rFonts w:cs="Segoe UI"/>
-              </w:rPr>
-              <w:t>83.3% דירה שלמה</w:t>
-            </w:r>
-          </w:p>
-        </w:tc>
-        <w:tc>
-          <w:tcPr>
-            <w:tcW w:w="0" w:type="auto"/>
-            <w:vAlign w:val="center"/>
-            <w:hideMark/>
-          </w:tcPr>
-          <w:p>
-            <w:pPr>
-              <w:spacing w:after="120" w:line="276" w:lineRule="auto"/>
-              <w:jc w:val="center"/>
-              <w:cnfStyle w:val="000000000000" w:firstRow="0" w:lastRow="0" w:firstColumn="0" w:lastColumn="0" w:oddVBand="0" w:evenVBand="0" w:oddHBand="0" w:evenHBand="0" w:firstRowFirstColumn="0" w:firstRowLastColumn="0" w:lastRowFirstColumn="0" w:lastRowLastColumn="0"/>
-              <w:rPr>
-                <w:rFonts w:cs="Segoe UI"/>
-              </w:rPr>
-            </w:pPr>
-            <w:r>
-              <w:rPr>
-                <w:rFonts w:cs="Segoe UI"/>
-                <w:b/>
-                <w:bCs/>
-              </w:rPr>
-              <w:t>21.2</w:t>
-            </w:r>
-          </w:p>
-        </w:tc>
-        <w:tc>
-          <w:tcPr>
-            <w:tcW w:w="0" w:type="auto"/>
-            <w:vAlign w:val="center"/>
-            <w:hideMark/>
-          </w:tcPr>
-          <w:p>
-            <w:pPr>
-              <w:spacing w:after="120" w:line="276" w:lineRule="auto"/>
-              <w:jc w:val="center"/>
-              <w:cnfStyle w:val="000000000000" w:firstRow="0" w:lastRow="0" w:firstColumn="0" w:lastColumn="0" w:oddVBand="0" w:evenVBand="0" w:oddHBand="0" w:evenHBand="0" w:firstRowFirstColumn="0" w:firstRowLastColumn="0" w:lastRowFirstColumn="0" w:lastRowLastColumn="0"/>
-              <w:rPr>
-                <w:rFonts w:cs="Segoe UI"/>
-              </w:rPr>
-            </w:pPr>
-            <w:r>
-              <w:rPr>
-                <w:rFonts w:cs="Segoe UI"/>
-                <w:b/>
-                <w:bCs/>
-              </w:rPr>
-              <w:t>98.4%</w:t>
-            </w:r>
-          </w:p>
-        </w:tc>
-        <w:tc>
-          <w:tcPr>
-            <w:tcW w:w="0" w:type="auto"/>
-            <w:vAlign w:val="center"/>
-            <w:hideMark/>
-          </w:tcPr>
-          <w:p>
-            <w:pPr>
-              <w:spacing w:after="120" w:line="276" w:lineRule="auto"/>
-              <w:jc w:val="center"/>
-              <w:cnfStyle w:val="000000000000" w:firstRow="0" w:lastRow="0" w:firstColumn="0" w:lastColumn="0" w:oddVBand="0" w:evenVBand="0" w:oddHBand="0" w:evenHBand="0" w:firstRowFirstColumn="0" w:firstRowLastColumn="0" w:lastRowFirstColumn="0" w:lastRowLastColumn="0"/>
-              <w:rPr>
-                <w:rFonts w:cs="Segoe UI"/>
-              </w:rPr>
-            </w:pPr>
-            <w:r>
-              <w:rPr>
-                <w:rFonts w:cs="Segoe UI"/>
-                <w:b/>
-                <w:bCs/>
-              </w:rPr>
-              <w:t>36.6%</w:t>
-            </w:r>
-          </w:p>
-        </w:tc>
-        <w:tc>
-          <w:tcPr>
-            <w:tcW w:w="0" w:type="auto"/>
-            <w:vAlign w:val="center"/>
-            <w:hideMark/>
-          </w:tcPr>
-          <w:p>
-            <w:pPr>
-              <w:spacing w:after="120" w:line="276" w:lineRule="auto"/>
-              <w:jc w:val="center"/>
-              <w:cnfStyle w:val="000000000000" w:firstRow="0" w:lastRow="0" w:firstColumn="0" w:lastColumn="0" w:oddVBand="0" w:evenVBand="0" w:oddHBand="0" w:evenHBand="0" w:firstRowFirstColumn="0" w:firstRowLastColumn="0" w:lastRowFirstColumn="0" w:lastRowLastColumn="0"/>
-              <w:rPr>
-                <w:rFonts w:cs="Segoe UI"/>
-              </w:rPr>
-            </w:pPr>
-            <w:r>
-              <w:rPr>
-                <w:rFonts w:cs="Segoe UI"/>
-              </w:rPr>
-              <w:t>€120.8</w:t>
-            </w:r>
-          </w:p>
-        </w:tc>
-        <w:tc>
-          <w:tcPr>
-            <w:tcW w:w="0" w:type="auto"/>
-            <w:vAlign w:val="center"/>
-            <w:hideMark/>
-          </w:tcPr>
-          <w:p>
-            <w:pPr>
-              <w:spacing w:after="120" w:line="276" w:lineRule="auto"/>
-              <w:jc w:val="center"/>
-              <w:cnfStyle w:val="000000000000" w:firstRow="0" w:lastRow="0" w:firstColumn="0" w:lastColumn="0" w:oddVBand="0" w:evenVBand="0" w:oddHBand="0" w:evenHBand="0" w:firstRowFirstColumn="0" w:firstRowLastColumn="0" w:lastRowFirstColumn="0" w:lastRowLastColumn="0"/>
-              <w:rPr>
-                <w:rFonts w:cs="Segoe UI"/>
-              </w:rPr>
-            </w:pPr>
-            <w:r>
-              <w:rPr>
-                <w:rFonts w:cs="Segoe UI"/>
-              </w:rPr>
-              <w:t>€75.3</w:t>
-            </w:r>
-          </w:p>
-        </w:tc>
-        <w:tc>
-          <w:tcPr>
-            <w:tcW w:w="0" w:type="auto"/>
-            <w:vAlign w:val="center"/>
-            <w:hideMark/>
-          </w:tcPr>
-          <w:p>
-            <w:pPr>
-              <w:spacing w:after="120" w:line="276" w:lineRule="auto"/>
-              <w:jc w:val="center"/>
-              <w:cnfStyle w:val="000000000000" w:firstRow="0" w:lastRow="0" w:firstColumn="0" w:lastColumn="0" w:oddVBand="0" w:evenVBand="0" w:oddHBand="0" w:evenHBand="0" w:firstRowFirstColumn="0" w:firstRowLastColumn="0" w:lastRowFirstColumn="0" w:lastRowLastColumn="0"/>
-              <w:rPr>
-                <w:rFonts w:cs="Segoe UI"/>
-              </w:rPr>
-            </w:pPr>
-            <w:r>
-              <w:rPr>
-                <w:rFonts w:cs="Segoe UI"/>
-              </w:rPr>
-              <w:t>29.4</w:t>
-            </w:r>
-          </w:p>
-        </w:tc>
-        <w:tc>
-          <w:tcPr>
-            <w:tcW w:w="0" w:type="auto"/>
-            <w:vAlign w:val="center"/>
-            <w:hideMark/>
-          </w:tcPr>
-          <w:p>
-            <w:pPr>
-              <w:spacing w:after="120" w:line="276" w:lineRule="auto"/>
-              <w:jc w:val="center"/>
-              <w:cnfStyle w:val="000000000000" w:firstRow="0" w:lastRow="0" w:firstColumn="0" w:lastColumn="0" w:oddVBand="0" w:evenVBand="0" w:oddHBand="0" w:evenHBand="0" w:firstRowFirstColumn="0" w:firstRowLastColumn="0" w:lastRowFirstColumn="0" w:lastRowLastColumn="0"/>
-              <w:rPr>
-                <w:rFonts w:cs="Segoe UI"/>
-              </w:rPr>
-            </w:pPr>
-            <w:r>
-              <w:rPr>
-                <w:rFonts w:cs="Segoe UI"/>
-              </w:rPr>
-              <w:t>1.83</w:t>
-            </w:r>
-          </w:p>
-        </w:tc>
-        <w:tc>
-          <w:tcPr>
-            <w:tcW w:w="0" w:type="auto"/>
-            <w:vAlign w:val="center"/>
-            <w:hideMark/>
-          </w:tcPr>
-          <w:p>
-            <w:pPr>
-              <w:spacing w:after="120" w:line="276" w:lineRule="auto"/>
-              <w:jc w:val="center"/>
-              <w:cnfStyle w:val="000000000000" w:firstRow="0" w:lastRow="0" w:firstColumn="0" w:lastColumn="0" w:oddVBand="0" w:evenVBand="0" w:oddHBand="0" w:evenHBand="0" w:firstRowFirstColumn="0" w:firstRowLastColumn="0" w:lastRowFirstColumn="0" w:lastRowLastColumn="0"/>
-              <w:rPr>
-                <w:rFonts w:cs="Segoe UI"/>
-              </w:rPr>
-            </w:pPr>
-            <w:r>
-              <w:rPr>
-                <w:rFonts w:cs="Segoe UI"/>
-              </w:rPr>
-              <w:t>4.56</w:t>
-            </w:r>
-          </w:p>
-        </w:tc>
-        <w:tc>
-          <w:tcPr>
-            <w:tcW w:w="0" w:type="auto"/>
-            <w:vAlign w:val="center"/>
-            <w:hideMark/>
-          </w:tcPr>
-          <w:p>
-            <w:pPr>
-              <w:spacing w:after="120" w:line="276" w:lineRule="auto"/>
-              <w:jc w:val="center"/>
-              <w:cnfStyle w:val="000000000000" w:firstRow="0" w:lastRow="0" w:firstColumn="0" w:lastColumn="0" w:oddVBand="0" w:evenVBand="0" w:oddHBand="0" w:evenHBand="0" w:firstRowFirstColumn="0" w:firstRowLastColumn="0" w:lastRowFirstColumn="0" w:lastRowLastColumn="0"/>
-              <w:rPr>
-                <w:rFonts w:cs="Segoe UI"/>
-              </w:rPr>
-            </w:pPr>
-            <w:r>
-              <w:rPr>
-                <w:rFonts w:cs="Segoe UI"/>
-              </w:rPr>
-              <w:t>18</w:t>
-            </w:r>
-          </w:p>
-        </w:tc>
-        <w:tc>
-          <w:tcPr>
-            <w:tcW w:w="0" w:type="auto"/>
-            <w:vAlign w:val="center"/>
-            <w:hideMark/>
-          </w:tcPr>
-          <w:p>
-            <w:pPr>
-              <w:spacing w:after="120" w:line="276" w:lineRule="auto"/>
-              <w:jc w:val="center"/>
-              <w:cnfStyle w:val="000000000000" w:firstRow="0" w:lastRow="0" w:firstColumn="0" w:lastColumn="0" w:oddVBand="0" w:evenVBand="0" w:oddHBand="0" w:evenHBand="0" w:firstRowFirstColumn="0" w:firstRowLastColumn="0" w:lastRowFirstColumn="0" w:lastRowLastColumn="0"/>
-              <w:rPr>
-                <w:rFonts w:cs="Segoe UI"/>
-              </w:rPr>
-            </w:pPr>
-            <w:proofErr w:type="spellStart"/>
-            <w:r>
-              <w:rPr>
-                <w:rFonts w:cs="Segoe UI"/>
-              </w:rPr>
-              <w:t>פנינות</w:t>
-            </w:r>
-            <w:proofErr w:type="spellEnd"/>
-            <w:r>
-              <w:rPr>
-                <w:rFonts w:cs="Segoe UI"/>
-              </w:rPr>
-              <w:t xml:space="preserve"> החוף השקטות (</w:t>
-            </w:r>
-            <w:proofErr w:type="spellStart"/>
-            <w:r>
-              <w:rPr>
-                <w:rFonts w:cs="Segoe UI"/>
-              </w:rPr>
-              <w:t>אוסטיה</w:t>
-            </w:r>
-            <w:proofErr w:type="spellEnd"/>
-            <w:r>
-              <w:rPr>
-                <w:rFonts w:cs="Segoe UI"/>
-              </w:rPr>
-              <w:t>/</w:t>
-            </w:r>
-            <w:proofErr w:type="spellStart"/>
-            <w:r>
-              <w:rPr>
-                <w:rFonts w:cs="Segoe UI"/>
-              </w:rPr>
-              <w:t>אצ'יליה</w:t>
-            </w:r>
-            <w:proofErr w:type="spellEnd"/>
-            <w:r>
-              <w:rPr>
-                <w:rFonts w:cs="Segoe UI"/>
-              </w:rPr>
-              <w:t>)</w:t>
-            </w:r>
-          </w:p>
-        </w:tc>
-        <w:tc>
-          <w:tcPr>
-            <w:tcW w:w="0" w:type="auto"/>
-            <w:vAlign w:val="center"/>
-            <w:hideMark/>
-          </w:tcPr>
-          <w:p>
-            <w:pPr>
-              <w:spacing w:after="120" w:line="276" w:lineRule="auto"/>
-              <w:jc w:val="center"/>
-              <w:cnfStyle w:val="000000000000" w:firstRow="0" w:lastRow="0" w:firstColumn="0" w:lastColumn="0" w:oddVBand="0" w:evenVBand="0" w:oddHBand="0" w:evenHBand="0" w:firstRowFirstColumn="0" w:firstRowLastColumn="0" w:lastRowFirstColumn="0" w:lastRowLastColumn="0"/>
-              <w:rPr>
-                <w:rFonts w:cs="Segoe UI"/>
-              </w:rPr>
-            </w:pPr>
-            <w:r>
-              <w:rPr>
-                <w:rFonts w:cs="Segoe UI"/>
-              </w:rPr>
-              <w:t>0</w:t>
-            </w:r>
-          </w:p>
-        </w:tc>
-      </w:tr>
-    </w:tbl>
-    <w:p>
-      <w:pPr>
-        <w:spacing w:after="120"/>
-        <w:rPr>
-          <w:rFonts w:cs="Segoe UI"/>
-        </w:rPr>
-      </w:pPr>
-    </w:p>
-    <w:p>
-      <w:pPr>
-        <w:spacing w:after="120"/>
-      </w:pPr>
-      <w:r>
-        <w:rPr>
-          <w:rFonts w:cs="Segoe UI"/>
-        </w:rPr>
-        <w:t>עוצמת הממצא ניכרת במרחקים הגיאוגרפיים: שלוש מתוך ארבע הקבוצות ממוקמות למעשה באותו אזור במרכז רומא, כאשר מרכזי הקבוצות שלהן מרוחקים פחות מקילומטר זה מזה. הקבוצה הרביעית היא היחידה שנבדלת גיאוגרפית, וממוקמת באזור החוף (כ-21 ק"מ ממרכז שאר הנכסים).</w:t>
-      </w:r>
-    </w:p>
-    <w:p>
-      <w:pPr>
-        <w:bidi w:val="0"/>
-        <w:rPr>
-          <w:rtl w:val="0"/>
-        </w:rPr>
-      </w:pPr>
-    </w:p>
-    <w:tbl>
-      <w:tblPr>
-        <w:tblStyle w:val="4-1"/>
-        <w:tblW w:w="0" w:type="auto"/>
-        <w:tblLook w:val="04A0" w:firstRow="1" w:lastRow="0" w:firstColumn="1" w:lastColumn="0" w:noHBand="0" w:noVBand="1"/>
-      </w:tblPr>
-      <w:tblGrid>
-        <w:gridCol w:w="1848"/>
-        <w:gridCol w:w="1369"/>
-        <w:gridCol w:w="840"/>
-        <w:gridCol w:w="1458"/>
-        <w:gridCol w:w="896"/>
-        <w:gridCol w:w="1048"/>
-        <w:gridCol w:w="1666"/>
-      </w:tblGrid>
-      <w:tr>
-        <w:trPr>
-          <w:cnfStyle w:val="100000000000" w:firstRow="1" w:lastRow="0" w:firstColumn="0" w:lastColumn="0" w:oddVBand="0" w:evenVBand="0" w:oddHBand="0" w:evenHBand="0" w:firstRowFirstColumn="0" w:firstRowLastColumn="0" w:lastRowFirstColumn="0" w:lastRowLastColumn="0"/>
-        </w:trPr>
-        <w:tc>
-          <w:tcPr>
-            <w:cnfStyle w:val="001000000000" w:firstRow="0" w:lastRow="0" w:firstColumn="1" w:lastColumn="0" w:oddVBand="0" w:evenVBand="0" w:oddHBand="0" w:evenHBand="0" w:firstRowFirstColumn="0" w:firstRowLastColumn="0" w:lastRowFirstColumn="0" w:lastRowLastColumn="0"/>
-            <w:tcW w:w="0" w:type="auto"/>
-            <w:hideMark/>
-          </w:tcPr>
-          <w:p>
-            <w:pPr>
-              <w:bidi w:val="0"/>
-              <w:spacing w:after="200" w:line="276" w:lineRule="auto"/>
-            </w:pPr>
-            <w:r>
-              <w:t>משתנה חיצוני</w:t>
-            </w:r>
-          </w:p>
-        </w:tc>
-        <w:tc>
-          <w:tcPr>
-            <w:tcW w:w="0" w:type="auto"/>
-            <w:hideMark/>
-          </w:tcPr>
-          <w:p>
-            <w:pPr>
-              <w:bidi w:val="0"/>
-              <w:spacing w:after="200" w:line="276" w:lineRule="auto"/>
-              <w:cnfStyle w:val="100000000000" w:firstRow="1" w:lastRow="0" w:firstColumn="0" w:lastColumn="0" w:oddVBand="0" w:evenVBand="0" w:oddHBand="0" w:evenHBand="0" w:firstRowFirstColumn="0" w:firstRowLastColumn="0" w:lastRowFirstColumn="0" w:lastRowLastColumn="0"/>
-            </w:pPr>
-            <w:r>
-              <w:t>תפקיד</w:t>
-            </w:r>
-          </w:p>
-        </w:tc>
-        <w:tc>
-          <w:tcPr>
-            <w:tcW w:w="0" w:type="auto"/>
-            <w:hideMark/>
-          </w:tcPr>
-          <w:p>
-            <w:pPr>
-              <w:bidi w:val="0"/>
-              <w:spacing w:after="200" w:line="276" w:lineRule="auto"/>
               <w:cnfStyle w:val="100000000000" w:firstRow="1" w:lastRow="0" w:firstColumn="0" w:lastColumn="0" w:oddVBand="0" w:evenVBand="0" w:oddHBand="0" w:evenHBand="0" w:firstRowFirstColumn="0" w:firstRowLastColumn="0" w:lastRowFirstColumn="0" w:lastRowLastColumn="0"/>
             </w:pPr>
             <w:proofErr w:type="spellStart"/>
@@ -6576,12 +5364,13 @@
         <w:tc>
           <w:tcPr>
             <w:tcW w:w="0" w:type="auto"/>
+            <w:vAlign w:val="center"/>
             <w:hideMark/>
           </w:tcPr>
           <w:p>
             <w:pPr>
-              <w:bidi w:val="0"/>
               <w:spacing w:after="200" w:line="276" w:lineRule="auto"/>
+              <w:jc w:val="center"/>
               <w:cnfStyle w:val="100000000000" w:firstRow="1" w:lastRow="0" w:firstColumn="0" w:lastColumn="0" w:oddVBand="0" w:evenVBand="0" w:oddHBand="0" w:evenHBand="0" w:firstRowFirstColumn="0" w:firstRowLastColumn="0" w:lastRowFirstColumn="0" w:lastRowLastColumn="0"/>
             </w:pPr>
             <w:proofErr w:type="spellStart"/>
@@ -6597,13 +5386,17 @@
         <w:tc>
           <w:tcPr>
             <w:tcW w:w="0" w:type="auto"/>
+            <w:vAlign w:val="center"/>
             <w:hideMark/>
           </w:tcPr>
           <w:p>
             <w:pPr>
-              <w:bidi w:val="0"/>
               <w:spacing w:after="200" w:line="276" w:lineRule="auto"/>
+              <w:jc w:val="center"/>
               <w:cnfStyle w:val="100000000000" w:firstRow="1" w:lastRow="0" w:firstColumn="0" w:lastColumn="0" w:oddVBand="0" w:evenVBand="0" w:oddHBand="0" w:evenHBand="0" w:firstRowFirstColumn="0" w:firstRowLastColumn="0" w:lastRowFirstColumn="0" w:lastRowLastColumn="0"/>
+              <w:rPr>
+                <w:rtl w:val="0"/>
+              </w:rPr>
             </w:pPr>
             <w:r>
               <w:t>הפרש</w:t>
@@ -6613,12 +5406,13 @@
         <w:tc>
           <w:tcPr>
             <w:tcW w:w="0" w:type="auto"/>
+            <w:vAlign w:val="center"/>
             <w:hideMark/>
           </w:tcPr>
           <w:p>
             <w:pPr>
-              <w:bidi w:val="0"/>
               <w:spacing w:after="200" w:line="276" w:lineRule="auto"/>
+              <w:jc w:val="center"/>
               <w:cnfStyle w:val="100000000000" w:firstRow="1" w:lastRow="0" w:firstColumn="0" w:lastColumn="0" w:oddVBand="0" w:evenVBand="0" w:oddHBand="0" w:evenHBand="0" w:firstRowFirstColumn="0" w:firstRowLastColumn="0" w:lastRowFirstColumn="0" w:lastRowLastColumn="0"/>
             </w:pPr>
             <w:proofErr w:type="spellStart"/>
@@ -6631,12 +5425,13 @@
         <w:tc>
           <w:tcPr>
             <w:tcW w:w="0" w:type="auto"/>
+            <w:vAlign w:val="center"/>
             <w:hideMark/>
           </w:tcPr>
           <w:p>
             <w:pPr>
-              <w:bidi w:val="0"/>
               <w:spacing w:after="200" w:line="276" w:lineRule="auto"/>
+              <w:jc w:val="center"/>
               <w:cnfStyle w:val="100000000000" w:firstRow="1" w:lastRow="0" w:firstColumn="0" w:lastColumn="0" w:oddVBand="0" w:evenVBand="0" w:oddHBand="0" w:evenHBand="0" w:firstRowFirstColumn="0" w:firstRowLastColumn="0" w:lastRowFirstColumn="0" w:lastRowLastColumn="0"/>
             </w:pPr>
             <w:proofErr w:type="spellStart"/>
@@ -6653,17 +5448,19 @@
       <w:tr>
         <w:trPr>
           <w:cnfStyle w:val="000000100000" w:firstRow="0" w:lastRow="0" w:firstColumn="0" w:lastColumn="0" w:oddVBand="0" w:evenVBand="0" w:oddHBand="1" w:evenHBand="0" w:firstRowFirstColumn="0" w:firstRowLastColumn="0" w:lastRowFirstColumn="0" w:lastRowLastColumn="0"/>
+          <w:trHeight w:val="523"/>
         </w:trPr>
         <w:tc>
           <w:tcPr>
             <w:cnfStyle w:val="001000000000" w:firstRow="0" w:lastRow="0" w:firstColumn="1" w:lastColumn="0" w:oddVBand="0" w:evenVBand="0" w:oddHBand="0" w:evenHBand="0" w:firstRowFirstColumn="0" w:firstRowLastColumn="0" w:lastRowFirstColumn="0" w:lastRowLastColumn="0"/>
             <w:tcW w:w="0" w:type="auto"/>
+            <w:vAlign w:val="center"/>
             <w:hideMark/>
           </w:tcPr>
           <w:p>
             <w:pPr>
-              <w:bidi w:val="0"/>
               <w:spacing w:after="200" w:line="276" w:lineRule="auto"/>
+              <w:jc w:val="center"/>
             </w:pPr>
             <w:r>
               <w:t>שלישון מחיר</w:t>
@@ -6673,12 +5470,13 @@
         <w:tc>
           <w:tcPr>
             <w:tcW w:w="0" w:type="auto"/>
+            <w:vAlign w:val="center"/>
             <w:hideMark/>
           </w:tcPr>
           <w:p>
             <w:pPr>
-              <w:bidi w:val="0"/>
               <w:spacing w:after="200" w:line="276" w:lineRule="auto"/>
+              <w:jc w:val="center"/>
               <w:cnfStyle w:val="000000100000" w:firstRow="0" w:lastRow="0" w:firstColumn="0" w:lastColumn="0" w:oddVBand="0" w:evenVBand="0" w:oddHBand="1" w:evenHBand="0" w:firstRowFirstColumn="0" w:firstRowLastColumn="0" w:lastRowFirstColumn="0" w:lastRowLastColumn="0"/>
             </w:pPr>
             <w:r>
@@ -6689,12 +5487,13 @@
         <w:tc>
           <w:tcPr>
             <w:tcW w:w="0" w:type="auto"/>
+            <w:vAlign w:val="center"/>
             <w:hideMark/>
           </w:tcPr>
           <w:p>
             <w:pPr>
-              <w:bidi w:val="0"/>
               <w:spacing w:after="200" w:line="276" w:lineRule="auto"/>
+              <w:jc w:val="center"/>
               <w:cnfStyle w:val="000000100000" w:firstRow="0" w:lastRow="0" w:firstColumn="0" w:lastColumn="0" w:oddVBand="0" w:evenVBand="0" w:oddHBand="1" w:evenHBand="0" w:firstRowFirstColumn="0" w:firstRowLastColumn="0" w:lastRowFirstColumn="0" w:lastRowLastColumn="0"/>
             </w:pPr>
             <w:r>
@@ -6705,12 +5504,13 @@
         <w:tc>
           <w:tcPr>
             <w:tcW w:w="0" w:type="auto"/>
+            <w:vAlign w:val="center"/>
             <w:hideMark/>
           </w:tcPr>
           <w:p>
             <w:pPr>
-              <w:bidi w:val="0"/>
               <w:spacing w:after="200" w:line="276" w:lineRule="auto"/>
+              <w:jc w:val="center"/>
               <w:cnfStyle w:val="000000100000" w:firstRow="0" w:lastRow="0" w:firstColumn="0" w:lastColumn="0" w:oddVBand="0" w:evenVBand="0" w:oddHBand="1" w:evenHBand="0" w:firstRowFirstColumn="0" w:firstRowLastColumn="0" w:lastRowFirstColumn="0" w:lastRowLastColumn="0"/>
             </w:pPr>
             <w:r>
@@ -6721,12 +5521,13 @@
         <w:tc>
           <w:tcPr>
             <w:tcW w:w="0" w:type="auto"/>
+            <w:vAlign w:val="center"/>
             <w:hideMark/>
           </w:tcPr>
           <w:p>
             <w:pPr>
-              <w:bidi w:val="0"/>
               <w:spacing w:after="200" w:line="276" w:lineRule="auto"/>
+              <w:jc w:val="center"/>
               <w:cnfStyle w:val="000000100000" w:firstRow="0" w:lastRow="0" w:firstColumn="0" w:lastColumn="0" w:oddVBand="0" w:evenVBand="0" w:oddHBand="1" w:evenHBand="0" w:firstRowFirstColumn="0" w:firstRowLastColumn="0" w:lastRowFirstColumn="0" w:lastRowLastColumn="0"/>
             </w:pPr>
             <w:r>
@@ -6741,12 +5542,13 @@
         <w:tc>
           <w:tcPr>
             <w:tcW w:w="0" w:type="auto"/>
+            <w:vAlign w:val="center"/>
             <w:hideMark/>
           </w:tcPr>
           <w:p>
             <w:pPr>
-              <w:bidi w:val="0"/>
               <w:spacing w:after="200" w:line="276" w:lineRule="auto"/>
+              <w:jc w:val="center"/>
               <w:cnfStyle w:val="000000100000" w:firstRow="0" w:lastRow="0" w:firstColumn="0" w:lastColumn="0" w:oddVBand="0" w:evenVBand="0" w:oddHBand="1" w:evenHBand="0" w:firstRowFirstColumn="0" w:firstRowLastColumn="0" w:lastRowFirstColumn="0" w:lastRowLastColumn="0"/>
             </w:pPr>
             <w:r>
@@ -6757,13 +5559,17 @@
         <w:tc>
           <w:tcPr>
             <w:tcW w:w="0" w:type="auto"/>
+            <w:vAlign w:val="center"/>
             <w:hideMark/>
           </w:tcPr>
           <w:p>
             <w:pPr>
-              <w:bidi w:val="0"/>
               <w:spacing w:after="200" w:line="276" w:lineRule="auto"/>
+              <w:jc w:val="center"/>
               <w:cnfStyle w:val="000000100000" w:firstRow="0" w:lastRow="0" w:firstColumn="0" w:lastColumn="0" w:oddVBand="0" w:evenVBand="0" w:oddHBand="1" w:evenHBand="0" w:firstRowFirstColumn="0" w:firstRowLastColumn="0" w:lastRowFirstColumn="0" w:lastRowLastColumn="0"/>
+              <w:rPr>
+                <w:rtl w:val="0"/>
+              </w:rPr>
             </w:pPr>
             <w:r>
               <w:t>0.994</w:t>
@@ -6772,16 +5578,20 @@
         </w:tc>
       </w:tr>
       <w:tr>
+        <w:trPr>
+          <w:trHeight w:val="532"/>
+        </w:trPr>
         <w:tc>
           <w:tcPr>
             <w:cnfStyle w:val="001000000000" w:firstRow="0" w:lastRow="0" w:firstColumn="1" w:lastColumn="0" w:oddVBand="0" w:evenVBand="0" w:oddHBand="0" w:evenHBand="0" w:firstRowFirstColumn="0" w:firstRowLastColumn="0" w:lastRowFirstColumn="0" w:lastRowLastColumn="0"/>
             <w:tcW w:w="0" w:type="auto"/>
+            <w:vAlign w:val="center"/>
             <w:hideMark/>
           </w:tcPr>
           <w:p>
             <w:pPr>
-              <w:bidi w:val="0"/>
               <w:spacing w:after="200" w:line="276" w:lineRule="auto"/>
+              <w:jc w:val="center"/>
             </w:pPr>
             <w:proofErr w:type="spellStart"/>
             <w:r>
@@ -6793,12 +5603,13 @@
         <w:tc>
           <w:tcPr>
             <w:tcW w:w="0" w:type="auto"/>
+            <w:vAlign w:val="center"/>
             <w:hideMark/>
           </w:tcPr>
           <w:p>
             <w:pPr>
-              <w:bidi w:val="0"/>
               <w:spacing w:after="200" w:line="276" w:lineRule="auto"/>
+              <w:jc w:val="center"/>
               <w:cnfStyle w:val="000000000000" w:firstRow="0" w:lastRow="0" w:firstColumn="0" w:lastColumn="0" w:oddVBand="0" w:evenVBand="0" w:oddHBand="0" w:evenHBand="0" w:firstRowFirstColumn="0" w:firstRowLastColumn="0" w:lastRowFirstColumn="0" w:lastRowLastColumn="0"/>
             </w:pPr>
             <w:r>
@@ -6809,12 +5620,13 @@
         <w:tc>
           <w:tcPr>
             <w:tcW w:w="0" w:type="auto"/>
+            <w:vAlign w:val="center"/>
             <w:hideMark/>
           </w:tcPr>
           <w:p>
             <w:pPr>
-              <w:bidi w:val="0"/>
               <w:spacing w:after="200" w:line="276" w:lineRule="auto"/>
+              <w:jc w:val="center"/>
               <w:cnfStyle w:val="000000000000" w:firstRow="0" w:lastRow="0" w:firstColumn="0" w:lastColumn="0" w:oddVBand="0" w:evenVBand="0" w:oddHBand="0" w:evenHBand="0" w:firstRowFirstColumn="0" w:firstRowLastColumn="0" w:lastRowFirstColumn="0" w:lastRowLastColumn="0"/>
             </w:pPr>
             <w:r>
@@ -6825,12 +5637,13 @@
         <w:tc>
           <w:tcPr>
             <w:tcW w:w="0" w:type="auto"/>
+            <w:vAlign w:val="center"/>
             <w:hideMark/>
           </w:tcPr>
           <w:p>
             <w:pPr>
-              <w:bidi w:val="0"/>
               <w:spacing w:after="200" w:line="276" w:lineRule="auto"/>
+              <w:jc w:val="center"/>
               <w:cnfStyle w:val="000000000000" w:firstRow="0" w:lastRow="0" w:firstColumn="0" w:lastColumn="0" w:oddVBand="0" w:evenVBand="0" w:oddHBand="0" w:evenHBand="0" w:firstRowFirstColumn="0" w:firstRowLastColumn="0" w:lastRowFirstColumn="0" w:lastRowLastColumn="0"/>
             </w:pPr>
             <w:r>
@@ -6841,12 +5654,13 @@
         <w:tc>
           <w:tcPr>
             <w:tcW w:w="0" w:type="auto"/>
+            <w:vAlign w:val="center"/>
             <w:hideMark/>
           </w:tcPr>
           <w:p>
             <w:pPr>
-              <w:bidi w:val="0"/>
               <w:spacing w:after="200" w:line="276" w:lineRule="auto"/>
+              <w:jc w:val="center"/>
               <w:cnfStyle w:val="000000000000" w:firstRow="0" w:lastRow="0" w:firstColumn="0" w:lastColumn="0" w:oddVBand="0" w:evenVBand="0" w:oddHBand="0" w:evenHBand="0" w:firstRowFirstColumn="0" w:firstRowLastColumn="0" w:lastRowFirstColumn="0" w:lastRowLastColumn="0"/>
             </w:pPr>
             <w:r>
@@ -6857,12 +5671,13 @@
         <w:tc>
           <w:tcPr>
             <w:tcW w:w="0" w:type="auto"/>
+            <w:vAlign w:val="center"/>
             <w:hideMark/>
           </w:tcPr>
           <w:p>
             <w:pPr>
-              <w:bidi w:val="0"/>
               <w:spacing w:after="200" w:line="276" w:lineRule="auto"/>
+              <w:jc w:val="center"/>
               <w:cnfStyle w:val="000000000000" w:firstRow="0" w:lastRow="0" w:firstColumn="0" w:lastColumn="0" w:oddVBand="0" w:evenVBand="0" w:oddHBand="0" w:evenHBand="0" w:firstRowFirstColumn="0" w:firstRowLastColumn="0" w:lastRowFirstColumn="0" w:lastRowLastColumn="0"/>
             </w:pPr>
             <w:r>
@@ -6877,12 +5692,13 @@
         <w:tc>
           <w:tcPr>
             <w:tcW w:w="0" w:type="auto"/>
+            <w:vAlign w:val="center"/>
             <w:hideMark/>
           </w:tcPr>
           <w:p>
             <w:pPr>
-              <w:bidi w:val="0"/>
               <w:spacing w:after="200" w:line="276" w:lineRule="auto"/>
+              <w:jc w:val="center"/>
               <w:cnfStyle w:val="000000000000" w:firstRow="0" w:lastRow="0" w:firstColumn="0" w:lastColumn="0" w:oddVBand="0" w:evenVBand="0" w:oddHBand="0" w:evenHBand="0" w:firstRowFirstColumn="0" w:firstRowLastColumn="0" w:lastRowFirstColumn="0" w:lastRowLastColumn="0"/>
             </w:pPr>
             <w:r>
@@ -6894,17 +5710,19 @@
       <w:tr>
         <w:trPr>
           <w:cnfStyle w:val="000000100000" w:firstRow="0" w:lastRow="0" w:firstColumn="0" w:lastColumn="0" w:oddVBand="0" w:evenVBand="0" w:oddHBand="1" w:evenHBand="0" w:firstRowFirstColumn="0" w:firstRowLastColumn="0" w:lastRowFirstColumn="0" w:lastRowLastColumn="0"/>
+          <w:trHeight w:val="523"/>
         </w:trPr>
         <w:tc>
           <w:tcPr>
             <w:cnfStyle w:val="001000000000" w:firstRow="0" w:lastRow="0" w:firstColumn="1" w:lastColumn="0" w:oddVBand="0" w:evenVBand="0" w:oddHBand="0" w:evenHBand="0" w:firstRowFirstColumn="0" w:firstRowLastColumn="0" w:lastRowFirstColumn="0" w:lastRowLastColumn="0"/>
             <w:tcW w:w="0" w:type="auto"/>
+            <w:vAlign w:val="center"/>
             <w:hideMark/>
           </w:tcPr>
           <w:p>
             <w:pPr>
-              <w:bidi w:val="0"/>
               <w:spacing w:after="200" w:line="276" w:lineRule="auto"/>
+              <w:jc w:val="center"/>
             </w:pPr>
             <w:r>
               <w:t>שלישון אחוז הנחה</w:t>
@@ -6914,12 +5732,13 @@
         <w:tc>
           <w:tcPr>
             <w:tcW w:w="0" w:type="auto"/>
+            <w:vAlign w:val="center"/>
             <w:hideMark/>
           </w:tcPr>
           <w:p>
             <w:pPr>
-              <w:bidi w:val="0"/>
               <w:spacing w:after="200" w:line="276" w:lineRule="auto"/>
+              <w:jc w:val="center"/>
               <w:cnfStyle w:val="000000100000" w:firstRow="0" w:lastRow="0" w:firstColumn="0" w:lastColumn="0" w:oddVBand="0" w:evenVBand="0" w:oddHBand="1" w:evenHBand="0" w:firstRowFirstColumn="0" w:firstRowLastColumn="0" w:lastRowFirstColumn="0" w:lastRowLastColumn="0"/>
             </w:pPr>
             <w:r>
@@ -6930,12 +5749,13 @@
         <w:tc>
           <w:tcPr>
             <w:tcW w:w="0" w:type="auto"/>
+            <w:vAlign w:val="center"/>
             <w:hideMark/>
           </w:tcPr>
           <w:p>
             <w:pPr>
-              <w:bidi w:val="0"/>
               <w:spacing w:after="200" w:line="276" w:lineRule="auto"/>
+              <w:jc w:val="center"/>
               <w:cnfStyle w:val="000000100000" w:firstRow="0" w:lastRow="0" w:firstColumn="0" w:lastColumn="0" w:oddVBand="0" w:evenVBand="0" w:oddHBand="1" w:evenHBand="0" w:firstRowFirstColumn="0" w:firstRowLastColumn="0" w:lastRowFirstColumn="0" w:lastRowLastColumn="0"/>
             </w:pPr>
             <w:r>
@@ -6946,12 +5766,13 @@
         <w:tc>
           <w:tcPr>
             <w:tcW w:w="0" w:type="auto"/>
+            <w:vAlign w:val="center"/>
             <w:hideMark/>
           </w:tcPr>
           <w:p>
             <w:pPr>
-              <w:bidi w:val="0"/>
               <w:spacing w:after="200" w:line="276" w:lineRule="auto"/>
+              <w:jc w:val="center"/>
               <w:cnfStyle w:val="000000100000" w:firstRow="0" w:lastRow="0" w:firstColumn="0" w:lastColumn="0" w:oddVBand="0" w:evenVBand="0" w:oddHBand="1" w:evenHBand="0" w:firstRowFirstColumn="0" w:firstRowLastColumn="0" w:lastRowFirstColumn="0" w:lastRowLastColumn="0"/>
             </w:pPr>
             <w:r>
@@ -6962,12 +5783,13 @@
         <w:tc>
           <w:tcPr>
             <w:tcW w:w="0" w:type="auto"/>
+            <w:vAlign w:val="center"/>
             <w:hideMark/>
           </w:tcPr>
           <w:p>
             <w:pPr>
-              <w:bidi w:val="0"/>
               <w:spacing w:after="200" w:line="276" w:lineRule="auto"/>
+              <w:jc w:val="center"/>
               <w:cnfStyle w:val="000000100000" w:firstRow="0" w:lastRow="0" w:firstColumn="0" w:lastColumn="0" w:oddVBand="0" w:evenVBand="0" w:oddHBand="1" w:evenHBand="0" w:firstRowFirstColumn="0" w:firstRowLastColumn="0" w:lastRowFirstColumn="0" w:lastRowLastColumn="0"/>
             </w:pPr>
             <w:r>
@@ -6978,12 +5800,13 @@
         <w:tc>
           <w:tcPr>
             <w:tcW w:w="0" w:type="auto"/>
+            <w:vAlign w:val="center"/>
             <w:hideMark/>
           </w:tcPr>
           <w:p>
             <w:pPr>
-              <w:bidi w:val="0"/>
               <w:spacing w:after="200" w:line="276" w:lineRule="auto"/>
+              <w:jc w:val="center"/>
               <w:cnfStyle w:val="000000100000" w:firstRow="0" w:lastRow="0" w:firstColumn="0" w:lastColumn="0" w:oddVBand="0" w:evenVBand="0" w:oddHBand="1" w:evenHBand="0" w:firstRowFirstColumn="0" w:firstRowLastColumn="0" w:lastRowFirstColumn="0" w:lastRowLastColumn="0"/>
             </w:pPr>
             <w:r>
@@ -6994,12 +5817,13 @@
         <w:tc>
           <w:tcPr>
             <w:tcW w:w="0" w:type="auto"/>
+            <w:vAlign w:val="center"/>
             <w:hideMark/>
           </w:tcPr>
           <w:p>
             <w:pPr>
-              <w:bidi w:val="0"/>
               <w:spacing w:after="200" w:line="276" w:lineRule="auto"/>
+              <w:jc w:val="center"/>
               <w:cnfStyle w:val="000000100000" w:firstRow="0" w:lastRow="0" w:firstColumn="0" w:lastColumn="0" w:oddVBand="0" w:evenVBand="0" w:oddHBand="1" w:evenHBand="0" w:firstRowFirstColumn="0" w:firstRowLastColumn="0" w:lastRowFirstColumn="0" w:lastRowLastColumn="0"/>
             </w:pPr>
             <w:r>
@@ -7011,15 +5835,105 @@
     </w:tbl>
     <w:p>
       <w:pPr>
-        <w:bidi w:val="0"/>
-        <w:rPr>
+        <w:spacing w:after="120"/>
+        <w:rPr>
+          <w:rFonts w:cs="Segoe UI"/>
+        </w:rPr>
+      </w:pPr>
+      <w:r>
+        <w:rPr>
+          <w:rFonts w:cs="Segoe UI"/>
+        </w:rPr>
+        <w:t xml:space="preserve">כדי לוודא שהחלוקה משקפת מבנה אמיתי בנתונים ולא תוצר שרירותי, בחנו את האשכולות מול משתנים חיצוניים שלא הוזנו למודל (תוך פסילת משתנה השכונה שנגזר ישירות מנתוני המיקום). איכות האשכולות נמדדה באמצעות מדדי </w:t>
+      </w:r>
+      <w:r>
+        <w:rPr>
+          <w:rFonts w:cs="Segoe UI"/>
           <w:rtl w:val="0"/>
         </w:rPr>
-      </w:pPr>
+        <w:t>Purity</w:t>
+      </w:r>
+      <w:r>
+        <w:rPr>
+          <w:rFonts w:cs="Segoe UI"/>
+        </w:rPr>
+        <w:t xml:space="preserve"> ו-</w:t>
+      </w:r>
+      <w:r>
+        <w:rPr>
+          <w:rFonts w:cs="Segoe UI"/>
+          <w:rtl w:val="0"/>
+        </w:rPr>
+        <w:t>Entropy</w:t>
+      </w:r>
+      <w:r>
+        <w:rPr>
+          <w:rFonts w:cs="Segoe UI"/>
+        </w:rPr>
+        <w:t>, אשר הושוו לערך בסיס אקראי (ממוצע של 1,000 ערבובים) משום שערכם המוחלט מושפע מהתפלגות הנתונים המקורית ואינו ניתן לפרשנות בפני עצמו. הבחינה נשענה על תפקידים שהוגדרו מראש: שלישון המחיר וסוג החדר שימשו כבקרות חיוביות שבהן ציפינו למצוא קשר לחלוקה, בעוד ששלישון אחוז ההנחה שימש כבקרה שלילית שבה ציפינו במכוון שלא יימצא קשר – זאת כדי להוכיח שהאשכולות מתארים באופן טהור "טיפוסי נכס" פיזיים, ולא את מידת הזולוּת שלהם.</w:t>
+      </w:r>
     </w:p>
     <w:p>
       <w:pPr>
-        <w:spacing w:after="20"/>
+        <w:spacing w:after="120"/>
+        <w:rPr>
+          <w:rFonts w:cs="Segoe UI"/>
+        </w:rPr>
+      </w:pPr>
+      <w:r>
+        <w:rPr>
+          <w:rFonts w:cs="Segoe UI"/>
+        </w:rPr>
+        <w:t>הממצא החזק ביותר התקבל בבקרה השלילית (אחוז ההנחה), שהציגה מדדים זהים לחלוטין לערך האקראי. זהו אישוש מספרי מובהק לכך שהאשכולות אכן מתארים טיפוסי נכס פיזיים בלבד במנותק ממידת הזולוּת שלהם (בדיקה שציפינו שתכשל ואכן נכשלה מספקת ראיה חזקה לאמיתות המודל). מנגד, הבקרות החיוביות אישרו קשר מהותי לחלוקה: משתנה המחיר חשף קשר כלכלי מתון המרוכז באשכולות הקצה (נכסים גדולים כיקרים מול קומפקטיים כזולים). לבסוף, משתנה סוג החדר (</w:t>
+      </w:r>
+      <w:proofErr w:type="spellStart"/>
+      <w:r>
+        <w:rPr>
+          <w:rFonts w:cs="Segoe UI"/>
+          <w:rtl w:val="0"/>
+        </w:rPr>
+        <w:t>room_type</w:t>
+      </w:r>
+      <w:proofErr w:type="spellEnd"/>
+      <w:r>
+        <w:rPr>
+          <w:rFonts w:cs="Segoe UI"/>
+        </w:rPr>
+        <w:t xml:space="preserve">) המחיש היטב מדוע נדרש ערך בסיס אקראי: למרות ציון </w:t>
+      </w:r>
+      <w:r>
+        <w:rPr>
+          <w:rFonts w:cs="Segoe UI"/>
+          <w:rtl w:val="0"/>
+        </w:rPr>
+        <w:t>Purity</w:t>
+      </w:r>
+      <w:r>
+        <w:rPr>
+          <w:rFonts w:cs="Segoe UI"/>
+        </w:rPr>
+        <w:t xml:space="preserve"> גבוה לכאורה (0.772), הוא היה זהה לאקראי בשל הדומיננטיות של דירות שלמות במדגם (77%), ורק מדד ה-</w:t>
+      </w:r>
+      <w:r>
+        <w:rPr>
+          <w:rFonts w:cs="Segoe UI"/>
+          <w:rtl w:val="0"/>
+        </w:rPr>
+        <w:t>Entropy</w:t>
+      </w:r>
+      <w:r>
+        <w:rPr>
+          <w:rFonts w:cs="Segoe UI"/>
+        </w:rPr>
+        <w:t>, שהינו רגיש יותר, זיהה בהצלחה את המבנה האמיתי בנתונים (כדוגמת קבוצת הנכסים הגדולים המורכבת מ-100% דירות שלמות).</w:t>
+      </w:r>
+    </w:p>
+    <w:p>
+      <w:pPr>
+        <w:spacing w:after="120"/>
+        <w:rPr>
+          <w:rFonts w:cs="Segoe UI"/>
+        </w:rPr>
       </w:pPr>
       <w:r>
         <w:rPr>
@@ -7033,51 +5947,103 @@
     <w:p>
       <w:pPr>
         <w:spacing w:after="120"/>
-      </w:pPr>
-      <w:r>
-        <w:rPr>
-          <w:rFonts w:cs="Segoe UI"/>
-        </w:rPr>
-        <w:t xml:space="preserve"> המגבלה המרכזית של הניתוח היא ציוני </w:t>
-      </w:r>
-      <w:proofErr w:type="spellStart"/>
-      <w:r>
-        <w:rPr>
-          <w:rFonts w:cs="Segoe UI"/>
-        </w:rPr>
-        <w:t>ה־Silhouette</w:t>
-      </w:r>
-      <w:proofErr w:type="spellEnd"/>
-      <w:r>
-        <w:rPr>
-          <w:rFonts w:cs="Segoe UI"/>
-        </w:rPr>
-        <w:t xml:space="preserve"> הנמוכים (0.22–0.30). הם מעידים על כך שהקבוצות אינן מופרדות היטב במרחב חמשת המשתנים, אלא מהוות חיתוך של ענן רציף. לכן יש להתייחס לחלוקה כאל תיאור שימושי של טיפוסי נכס, ולא כאל מבנה טבעי </w:t>
-      </w:r>
-      <w:proofErr w:type="spellStart"/>
-      <w:r>
-        <w:rPr>
-          <w:rFonts w:cs="Segoe UI"/>
-        </w:rPr>
-        <w:t>חד־משמעי</w:t>
-      </w:r>
-      <w:proofErr w:type="spellEnd"/>
-      <w:r>
-        <w:rPr>
-          <w:rFonts w:cs="Segoe UI"/>
-        </w:rPr>
-        <w:t xml:space="preserve"> הקיים בנתונים.</w:t>
+        <w:rPr>
+          <w:rFonts w:cs="Segoe UI"/>
+        </w:rPr>
+      </w:pPr>
+      <w:r>
+        <w:rPr>
+          <w:rFonts w:cs="Segoe UI"/>
+        </w:rPr>
+        <w:t>המגבלה המרכזית בניתוח הי</w:t>
+      </w:r>
+      <w:r>
+        <w:rPr>
+          <w:rFonts w:cs="Segoe UI" w:hint="cs"/>
+        </w:rPr>
+        <w:t>יתה</w:t>
+      </w:r>
+      <w:r>
+        <w:rPr>
+          <w:rFonts w:cs="Segoe UI"/>
+        </w:rPr>
+        <w:t xml:space="preserve"> </w:t>
+      </w:r>
+      <w:r>
+        <w:rPr>
+          <w:rFonts w:cs="Segoe UI" w:hint="cs"/>
+        </w:rPr>
+        <w:t>ה</w:t>
+      </w:r>
+      <w:r>
+        <w:rPr>
+          <w:rFonts w:cs="Segoe UI"/>
+        </w:rPr>
+        <w:t xml:space="preserve">"מרפק" </w:t>
+      </w:r>
+      <w:r>
+        <w:rPr>
+          <w:rFonts w:cs="Segoe UI" w:hint="cs"/>
+        </w:rPr>
+        <w:t>ה</w:t>
+      </w:r>
+      <w:r>
+        <w:rPr>
+          <w:rFonts w:cs="Segoe UI"/>
+        </w:rPr>
+        <w:t>רך בעקומת ה-</w:t>
+      </w:r>
+      <w:r>
+        <w:rPr>
+          <w:rFonts w:cs="Segoe UI"/>
+          <w:rtl w:val="0"/>
+        </w:rPr>
+        <w:t>SSE</w:t>
+      </w:r>
+      <w:r>
+        <w:rPr>
+          <w:rFonts w:cs="Segoe UI"/>
+        </w:rPr>
+        <w:t>, המעיד כי הנתונים נפרשים על רצף ולא מתחלקים טבעית לקבוצות מובדלות לחלוטין (משום כך, הבחירה ב</w:t>
+      </w:r>
+      <w:r>
+        <w:rPr>
+          <w:rFonts w:cs="Segoe UI" w:hint="cs"/>
+        </w:rPr>
+        <w:t>-</w:t>
+      </w:r>
+      <w:r>
+        <w:rPr>
+          <w:rFonts w:cs="Segoe UI"/>
+          <w:rtl w:val="0"/>
+        </w:rPr>
+        <w:t>k=4</w:t>
+      </w:r>
+      <w:r>
+        <w:rPr>
+          <w:rFonts w:cs="Segoe UI"/>
+        </w:rPr>
+        <w:t xml:space="preserve"> היא החלטה פרשנית מוצהרת). שנית, קיימים פערים ניכרים בגדלי האשכולות: קבוצת החוף כוללת 18 נכסים בלבד (לעומת 203 בגדולה ביותר), ולכן המסקנות לגביה מחייבות זהירות. לבסוף, תוצאות החלוקה והמסקנה שהמיקום אינו גורם מפריד, תקפות אך ורק בהינתן חמשת המשתנים הספציפיים שהוזנו לאלגוריתם.</w:t>
       </w:r>
     </w:p>
     <w:p>
       <w:pPr>
-        <w:spacing w:after="120"/>
-      </w:pPr>
-      <w:r>
-        <w:rPr>
-          <w:rFonts w:cs="Segoe UI"/>
-        </w:rPr>
-        <w:t>בנוסף, גדלי הקבוצות אינם אחידים: הקבוצה הגדולה מונה 178 נכסים, בעוד שקבוצת החוף מונה 18 בלבד. מאפייניה של הקבוצה הקטנה מבוססים על מספר נכסים מצומצם יחסית, ולכן יש לפרש אותם בזהירות רבה יותר.</w:t>
+        <w:bidi w:val="0"/>
+        <w:rPr>
+          <w:rFonts w:cs="Segoe UI"/>
+          <w:b/>
+          <w:color w:val="0B3D4D"/>
+          <w:sz w:val="30"/>
+        </w:rPr>
+      </w:pPr>
+      <w:r>
+        <w:rPr>
+          <w:rFonts w:cs="Segoe UI"/>
+          <w:b/>
+          <w:color w:val="0B3D4D"/>
+          <w:sz w:val="30"/>
+        </w:rPr>
+        <w:br w:type="page"/>
       </w:r>
     </w:p>
     <w:p>
@@ -10016,7 +8982,19 @@
         <w:rPr>
           <w:rFonts w:cs="Segoe UI"/>
         </w:rPr>
-        <w:t xml:space="preserve"> לשאר הנכסים בא לידי ביטוי בעיקר במאפיינים הכמותיים של הנכס ולא בשפה שבה אורחים מתארים את חוויית האירוח.</w:t>
+        <w:t xml:space="preserve"> לשאר הנכסים בא לידי ביטוי בעיקר במאפיינים הכמותיים של הנכס ולא בשפה שבה אורחים מתארים את חוויית האיר</w:t>
+      </w:r>
+      <w:r>
+        <w:rPr>
+          <w:rFonts w:cs="Segoe UI" w:hint="cs"/>
+        </w:rPr>
+        <w:t>ו</w:t>
+      </w:r>
+      <w:r>
+        <w:rPr>
+          <w:rFonts w:cs="Segoe UI"/>
+        </w:rPr>
+        <w:t>ח.</w:t>
       </w:r>
     </w:p>
     <w:p>
@@ -10045,70 +9023,148 @@
     <w:p>
       <w:pPr>
         <w:pStyle w:val="a0"/>
-        <w:spacing w:after="60"/>
-        <w:ind w:left="0" w:firstLine="0"/>
-      </w:pPr>
-      <w:r>
-        <w:rPr>
-          <w:rFonts w:cs="Segoe UI"/>
-        </w:rPr>
-        <w:t>לנסות מודל אנסמבל (</w:t>
+        <w:rPr>
+          <w:rFonts w:cs="Segoe UI"/>
+        </w:rPr>
+      </w:pPr>
+      <w:r>
+        <w:rPr>
+          <w:rFonts w:cs="Segoe UI"/>
+        </w:rPr>
+        <w:t>לנסות גם את שיטת ה-</w:t>
+      </w:r>
+      <w:r>
+        <w:rPr>
+          <w:rFonts w:cs="Segoe UI"/>
+          <w:rtl w:val="0"/>
+        </w:rPr>
+        <w:t xml:space="preserve"> </w:t>
+      </w:r>
+      <w:r>
+        <w:rPr>
+          <w:rFonts w:cs="Segoe UI"/>
+          <w:rtl w:val="0"/>
+        </w:rPr>
+        <w:t>k-Nearest Neighbors (</w:t>
       </w:r>
       <w:proofErr w:type="spellStart"/>
       <w:r>
         <w:rPr>
           <w:rFonts w:cs="Segoe UI"/>
-        </w:rPr>
-        <w:t>Random</w:t>
+          <w:rtl w:val="0"/>
+        </w:rPr>
+        <w:t>kNN</w:t>
       </w:r>
       <w:proofErr w:type="spellEnd"/>
       <w:r>
         <w:rPr>
           <w:rFonts w:cs="Segoe UI"/>
+          <w:rtl w:val="0"/>
+        </w:rPr>
+        <w:t>)</w:t>
+      </w:r>
+      <w:r>
+        <w:rPr>
+          <w:rFonts w:cs="Segoe UI"/>
+          <w:rtl w:val="0"/>
         </w:rPr>
         <w:t xml:space="preserve"> </w:t>
       </w:r>
-      <w:proofErr w:type="spellStart"/>
-      <w:r>
-        <w:rPr>
-          <w:rFonts w:cs="Segoe UI"/>
-        </w:rPr>
-        <w:t>Forest</w:t>
-      </w:r>
-      <w:proofErr w:type="spellEnd"/>
-      <w:r>
-        <w:rPr>
-          <w:rFonts w:cs="Segoe UI"/>
-        </w:rPr>
-        <w:t xml:space="preserve"> / </w:t>
-      </w:r>
-      <w:proofErr w:type="spellStart"/>
-      <w:r>
-        <w:rPr>
-          <w:rFonts w:cs="Segoe UI"/>
-        </w:rPr>
-        <w:t>Gradient</w:t>
-      </w:r>
-      <w:proofErr w:type="spellEnd"/>
-      <w:r>
-        <w:rPr>
-          <w:rFonts w:cs="Segoe UI"/>
-        </w:rPr>
-        <w:t xml:space="preserve"> </w:t>
-      </w:r>
-      <w:proofErr w:type="spellStart"/>
-      <w:r>
-        <w:rPr>
-          <w:rFonts w:cs="Segoe UI"/>
-        </w:rPr>
-        <w:t>Boosting</w:t>
-      </w:r>
-      <w:proofErr w:type="spellEnd"/>
-      <w:r>
-        <w:rPr>
-          <w:rFonts w:cs="Segoe UI"/>
-        </w:rPr>
-        <w:t>) במקום עץ החלטה בודד, כדי לשפר עוד את דיוק החיזוי ולקבל סימן פער-מחיר מהימן יותר.</w:t>
+      <w:r>
+        <w:rPr>
+          <w:rFonts w:cs="Segoe UI"/>
+        </w:rPr>
+        <w:t>כשיטה נוספת לחיזוי, ולהשוות את הדיוק שלה מול עץ ההחלטה שבנינו.</w:t>
+      </w:r>
+    </w:p>
+    <w:p>
+      <w:pPr>
+        <w:pStyle w:val="a0"/>
+        <w:rPr>
+          <w:rFonts w:cs="Segoe UI"/>
+        </w:rPr>
+      </w:pPr>
+      <w:r>
+        <w:rPr>
+          <w:rFonts w:cs="Segoe UI"/>
+        </w:rPr>
+        <w:t xml:space="preserve">לבדוק שיטות </w:t>
+      </w:r>
+      <w:r>
+        <w:rPr>
+          <w:rFonts w:cs="Segoe UI"/>
+          <w:rtl w:val="0"/>
+        </w:rPr>
+        <w:t>clustering</w:t>
+      </w:r>
+      <w:r>
+        <w:rPr>
+          <w:rFonts w:cs="Segoe UI"/>
+        </w:rPr>
+        <w:t xml:space="preserve"> נוספות </w:t>
+      </w:r>
+      <w:r>
+        <w:rPr>
+          <w:rFonts w:cs="Segoe UI" w:hint="cs"/>
+        </w:rPr>
+        <w:t>ש</w:t>
+      </w:r>
+      <w:r>
+        <w:rPr>
+          <w:rFonts w:cs="Segoe UI"/>
+        </w:rPr>
+        <w:t xml:space="preserve">אינן מניחות קבוצות עגולות, כמו </w:t>
+      </w:r>
+      <w:r>
+        <w:rPr>
+          <w:rFonts w:cs="Segoe UI"/>
+          <w:rtl w:val="0"/>
+        </w:rPr>
+        <w:t>DBSCAN</w:t>
+      </w:r>
+      <w:r>
+        <w:rPr>
+          <w:rFonts w:cs="Segoe UI"/>
+        </w:rPr>
+        <w:t xml:space="preserve"> או </w:t>
+      </w:r>
+      <w:r>
+        <w:rPr>
+          <w:rFonts w:cs="Segoe UI"/>
+          <w:rtl w:val="0"/>
+        </w:rPr>
+        <w:t>clustering</w:t>
+      </w:r>
+      <w:r>
+        <w:rPr>
+          <w:rFonts w:cs="Segoe UI"/>
+        </w:rPr>
+        <w:t xml:space="preserve"> היררכי </w:t>
+      </w:r>
+      <w:r>
+        <w:rPr>
+          <w:rFonts w:cs="Segoe UI" w:hint="cs"/>
+        </w:rPr>
+        <w:t>-</w:t>
+      </w:r>
+      <w:r>
+        <w:rPr>
+          <w:rFonts w:cs="Segoe UI"/>
+        </w:rPr>
+        <w:t xml:space="preserve"> מכיוון שערכי ה-</w:t>
+      </w:r>
+      <w:r>
+        <w:rPr>
+          <w:rFonts w:cs="Segoe UI"/>
+          <w:rtl w:val="0"/>
+        </w:rPr>
+        <w:t>SSE</w:t>
+      </w:r>
+      <w:r>
+        <w:rPr>
+          <w:rFonts w:cs="Segoe UI"/>
+        </w:rPr>
+        <w:t xml:space="preserve"> בשיטת המרפק יורדים בהדרגה ולא מצביעים על הפרדה חדה במיוחד.</w:t>
       </w:r>
     </w:p>
     <w:p>
@@ -10121,63 +9177,41 @@
         <w:rPr>
           <w:rFonts w:cs="Segoe UI"/>
         </w:rPr>
-        <w:t xml:space="preserve">לבחון שיטות </w:t>
+        <w:t>לוודא את הגדרת ה-</w:t>
       </w:r>
       <w:proofErr w:type="spellStart"/>
       <w:r>
         <w:rPr>
           <w:rFonts w:cs="Segoe UI"/>
         </w:rPr>
-        <w:t>clustering</w:t>
+        <w:t>Hidden</w:t>
       </w:r>
       <w:proofErr w:type="spellEnd"/>
       <w:r>
         <w:rPr>
           <w:rFonts w:cs="Segoe UI"/>
         </w:rPr>
-        <w:t xml:space="preserve"> שאינן מניחות קבוצות כדוריות (למשל DBSCAN או </w:t>
+        <w:t xml:space="preserve"> </w:t>
       </w:r>
       <w:proofErr w:type="spellStart"/>
       <w:r>
         <w:rPr>
           <w:rFonts w:cs="Segoe UI"/>
         </w:rPr>
-        <w:t>clustering</w:t>
+        <w:t>Gem</w:t>
       </w:r>
       <w:proofErr w:type="spellEnd"/>
       <w:r>
         <w:rPr>
           <w:rFonts w:cs="Segoe UI"/>
         </w:rPr>
-        <w:t xml:space="preserve"> היררכי), לאור ציוני ה-</w:t>
-      </w:r>
-      <w:proofErr w:type="spellStart"/>
-      <w:r>
-        <w:rPr>
-          <w:rFonts w:cs="Segoe UI"/>
-        </w:rPr>
-        <w:t>Silhouette</w:t>
-      </w:r>
-      <w:proofErr w:type="spellEnd"/>
-      <w:r>
-        <w:rPr>
-          <w:rFonts w:cs="Segoe UI"/>
-        </w:rPr>
-        <w:t xml:space="preserve"> הנמוכים שהתקבלו ב-K-</w:t>
-      </w:r>
-      <w:proofErr w:type="spellStart"/>
-      <w:r>
-        <w:rPr>
-          <w:rFonts w:cs="Segoe UI"/>
-        </w:rPr>
-        <w:t>means</w:t>
-      </w:r>
-      <w:proofErr w:type="spellEnd"/>
-      <w:r>
-        <w:rPr>
-          <w:rFonts w:cs="Segoe UI"/>
-        </w:rPr>
-        <w:t>.</w:t>
+        <w:t xml:space="preserve"> מול </w:t>
+      </w:r>
+      <w:r>
+        <w:rPr>
+          <w:rFonts w:cs="Segoe UI" w:hint="cs"/>
+        </w:rPr>
+        <w:t>גורמים נוספים.</w:t>
       </w:r>
     </w:p>
     <w:p>
@@ -10190,27 +9224,14 @@
         <w:rPr>
           <w:rFonts w:cs="Segoe UI"/>
         </w:rPr>
-        <w:t>להעביר את סינון השפה שהוספנו לצעד המקדים עצמו (clean_reviews.py), כך שכל הקבצים בהמשך ייהנו מסינון אנגלית מדויק, לא רק שלב ענני המילים.</w:t>
-      </w:r>
-    </w:p>
-    <w:p>
-      <w:pPr>
-        <w:pStyle w:val="a0"/>
-        <w:spacing w:after="60"/>
-        <w:ind w:left="0" w:firstLine="0"/>
-      </w:pPr>
-      <w:r>
-        <w:rPr>
-          <w:rFonts w:cs="Segoe UI"/>
-        </w:rPr>
-        <w:t>לוודא את הגדרת ה-</w:t>
+        <w:t xml:space="preserve">להרחיב את ניתוח ענני המילים לכל </w:t>
       </w:r>
       <w:proofErr w:type="spellStart"/>
       <w:r>
         <w:rPr>
           <w:rFonts w:cs="Segoe UI"/>
         </w:rPr>
-        <w:t>Hidden</w:t>
+        <w:t>cluster</w:t>
       </w:r>
       <w:proofErr w:type="spellEnd"/>
       <w:r>
@@ -10219,60 +9240,17 @@
         </w:rPr>
         <w:t xml:space="preserve"> </w:t>
       </w:r>
-      <w:proofErr w:type="spellStart"/>
-      <w:r>
-        <w:rPr>
-          <w:rFonts w:cs="Segoe UI"/>
-        </w:rPr>
-        <w:t>Gem</w:t>
-      </w:r>
-      <w:proofErr w:type="spellEnd"/>
-      <w:r>
-        <w:rPr>
-          <w:rFonts w:cs="Segoe UI"/>
-        </w:rPr>
-        <w:t xml:space="preserve"> מול איתות חיצוני אם יימצא (למשל בדיקה ידנית של מדגם מ-453 הנכסים, או השוואה מול סטטוס </w:t>
-      </w:r>
-      <w:proofErr w:type="spellStart"/>
-      <w:r>
-        <w:rPr>
-          <w:rFonts w:cs="Segoe UI"/>
-        </w:rPr>
-        <w:t>Superhost</w:t>
-      </w:r>
-      <w:proofErr w:type="spellEnd"/>
-      <w:r>
-        <w:rPr>
-          <w:rFonts w:cs="Segoe UI"/>
-        </w:rPr>
-        <w:t xml:space="preserve"> וקצב תגובה).</w:t>
-      </w:r>
-    </w:p>
-    <w:p>
-      <w:pPr>
-        <w:pStyle w:val="a0"/>
-        <w:spacing w:after="60"/>
-        <w:ind w:left="0" w:firstLine="0"/>
-      </w:pPr>
-      <w:r>
-        <w:rPr>
-          <w:rFonts w:cs="Segoe UI"/>
-        </w:rPr>
-        <w:t xml:space="preserve">להרחיב את ניתוח ענני המילים לכל </w:t>
-      </w:r>
-      <w:proofErr w:type="spellStart"/>
-      <w:r>
-        <w:rPr>
-          <w:rFonts w:cs="Segoe UI"/>
-        </w:rPr>
-        <w:t>cluster</w:t>
-      </w:r>
-      <w:proofErr w:type="spellEnd"/>
-      <w:r>
-        <w:rPr>
-          <w:rFonts w:cs="Segoe UI"/>
-        </w:rPr>
-        <w:t xml:space="preserve"> בנפרד (שילוב בעיה 3 עם בעיה 4), ולבדוק האם הבדלים בשפת הביקורות מתגלים דווקא בהשוואה בין טיפוסי הנכס השונים, גם אם לא נמצאו בין נכסי </w:t>
+      <w:r>
+        <w:rPr>
+          <w:rFonts w:cs="Segoe UI" w:hint="cs"/>
+        </w:rPr>
+        <w:t xml:space="preserve">שמצאנו </w:t>
+      </w:r>
+      <w:r>
+        <w:rPr>
+          <w:rFonts w:cs="Segoe UI"/>
+        </w:rPr>
+        <w:t xml:space="preserve">בנפרד ולבדוק האם הבדלים בשפת הביקורות מתגלים דווקא בהשוואה בין טיפוסי הנכס השונים, גם אם לא נמצאו בין נכסי </w:t>
       </w:r>
       <w:proofErr w:type="spellStart"/>
       <w:r>
@@ -10326,80 +9304,122 @@
       </w:pPr>
       <w:r>
         <w:rPr>
-          <w:rFonts w:cs="Segoe UI"/>
-        </w:rPr>
-        <w:t xml:space="preserve">התחלנו מנתוני נכסים וטקסט ביקורות גולמיים, ובנינו </w:t>
-      </w:r>
-      <w:proofErr w:type="spellStart"/>
-      <w:r>
-        <w:rPr>
-          <w:rFonts w:cs="Segoe UI"/>
-        </w:rPr>
-        <w:t>פייפליין</w:t>
-      </w:r>
-      <w:proofErr w:type="spellEnd"/>
-      <w:r>
-        <w:rPr>
-          <w:rFonts w:cs="Segoe UI"/>
-        </w:rPr>
-        <w:t xml:space="preserve"> מקצה-לקצה ש-(1) לומד קו בסיס לחיזוי מחיר על בסיס מאפיינים מבניים של הנכס בלבד, מאומן על 20% מהנכסים ונבדק על 80% כדי להבטיח הערכת </w:t>
-      </w:r>
-      <w:proofErr w:type="spellStart"/>
-      <w:r>
-        <w:rPr>
-          <w:rFonts w:cs="Segoe UI"/>
-        </w:rPr>
-        <w:t>out-of-sample</w:t>
-      </w:r>
-      <w:proofErr w:type="spellEnd"/>
-      <w:r>
-        <w:rPr>
-          <w:rFonts w:cs="Segoe UI"/>
-        </w:rPr>
-        <w:t xml:space="preserve"> אמינה לאוכלוסייה הגדולה ביותר האפשרית, (2) משלב נפח ביקורות, סנטימנט, ופער מחיר-מול-חיזוי — הנבדק רק על נכסים בקבוצת הבדיקה — להגדרה עקבית של "</w:t>
-      </w:r>
-      <w:proofErr w:type="spellStart"/>
-      <w:r>
-        <w:rPr>
-          <w:rFonts w:cs="Segoe UI"/>
-        </w:rPr>
-        <w:t>Hidden</w:t>
-      </w:r>
-      <w:proofErr w:type="spellEnd"/>
-      <w:r>
-        <w:rPr>
-          <w:rFonts w:cs="Segoe UI"/>
-        </w:rPr>
-        <w:t xml:space="preserve"> </w:t>
-      </w:r>
-      <w:proofErr w:type="spellStart"/>
-      <w:r>
-        <w:rPr>
-          <w:rFonts w:cs="Segoe UI"/>
-        </w:rPr>
-        <w:t>Gem</w:t>
-      </w:r>
-      <w:proofErr w:type="spellEnd"/>
-      <w:r>
-        <w:rPr>
-          <w:rFonts w:cs="Segoe UI"/>
-        </w:rPr>
-        <w:t>", (3) מראה ש-453 הנכסים שהתקבלו מתחלקים לארבע תתי-סוגים נבדלים לפי גודל הנכס ורמת האבזור שלו, ו-(4) משתמש בכריית טקסט כדי לבדוק האם ההבדל הזה בא לידי ביטוי גם בשפת הביקורות — ומוצא שלא. הקפדה על טיפול נכון במזהי נכסים ארוכים (מחרוזת ולא מספר עשרוני), סינון שפה מדויק (</w:t>
-      </w:r>
-      <w:proofErr w:type="spellStart"/>
-      <w:r>
-        <w:rPr>
-          <w:rFonts w:cs="Segoe UI"/>
-        </w:rPr>
-        <w:t>langdetect</w:t>
-      </w:r>
-      <w:proofErr w:type="spellEnd"/>
-      <w:r>
-        <w:rPr>
-          <w:rFonts w:cs="Segoe UI"/>
-        </w:rPr>
-        <w:t>) והערכת מודל אך ורק על נתונים בלתי-נראים באימון, חיזקה את מהימנות התוצאות הסופיות.</w:t>
-      </w:r>
+          <w:rFonts w:cs="Segoe UI" w:hint="cs"/>
+        </w:rPr>
+        <w:t>התהליך שעשינו כלל</w:t>
+      </w:r>
+      <w:r>
+        <w:rPr>
+          <w:rFonts w:cs="Segoe UI"/>
+        </w:rPr>
+        <w:t xml:space="preserve"> ניקוי הנתונים הגולמיים, בניית מודל חיזוי מחיר, זיהוי נכסי </w:t>
+      </w:r>
+      <w:r>
+        <w:rPr>
+          <w:rFonts w:cs="Segoe UI"/>
+          <w:rtl w:val="0"/>
+        </w:rPr>
+        <w:t>Hidden Gem</w:t>
+      </w:r>
+      <w:r>
+        <w:rPr>
+          <w:rFonts w:cs="Segoe UI"/>
+        </w:rPr>
+        <w:t xml:space="preserve">, חלוקתם לתתי-קבוצות, ולבסוף בדיקת שפת הביקורות עליהם. בבעיה 1 בנינו עץ החלטה לחיזוי מחיר, והקפדנו על חלוקה לקבוצת אימון ובדיקה כדי למנוע </w:t>
+      </w:r>
+      <w:r>
+        <w:rPr>
+          <w:rFonts w:cs="Segoe UI"/>
+          <w:rtl w:val="0"/>
+        </w:rPr>
+        <w:t>Overfitting</w:t>
+      </w:r>
+      <w:r>
+        <w:rPr>
+          <w:rFonts w:cs="Segoe UI"/>
+        </w:rPr>
+        <w:t>. בבעיה 3 חילקנו את ה-</w:t>
+      </w:r>
+      <w:r>
+        <w:rPr>
+          <w:rFonts w:cs="Segoe UI"/>
+          <w:rtl w:val="0"/>
+        </w:rPr>
+        <w:t>Hidden Gems</w:t>
+      </w:r>
+      <w:r>
+        <w:rPr>
+          <w:rFonts w:cs="Segoe UI"/>
+        </w:rPr>
+        <w:t xml:space="preserve"> לארבע קבוצות באמצעות </w:t>
+      </w:r>
+      <w:r>
+        <w:rPr>
+          <w:rFonts w:cs="Segoe UI"/>
+          <w:rtl w:val="0"/>
+        </w:rPr>
+        <w:t>K-means</w:t>
+      </w:r>
+      <w:r>
+        <w:rPr>
+          <w:rFonts w:cs="Segoe UI"/>
+        </w:rPr>
+        <w:t>, כאשר מספר הקבוצות נבחר בעזרת שיטת המרפק</w:t>
+      </w:r>
+      <w:r>
+        <w:rPr>
+          <w:rFonts w:cs="Segoe UI" w:hint="cs"/>
+        </w:rPr>
+        <w:t xml:space="preserve">. </w:t>
+      </w:r>
+      <w:r>
+        <w:rPr>
+          <w:rFonts w:cs="Segoe UI"/>
+        </w:rPr>
+        <w:t xml:space="preserve">תיקוף החלוקה מול משתנים חיצוניים הראה שהיא קשורה בעיקר למחיר הנכס ולא לסוג החדר </w:t>
+      </w:r>
+      <w:r>
+        <w:rPr>
+          <w:rFonts w:cs="Segoe UI" w:hint="cs"/>
+        </w:rPr>
+        <w:t>-</w:t>
+      </w:r>
+      <w:r>
+        <w:rPr>
+          <w:rFonts w:cs="Segoe UI"/>
+        </w:rPr>
+        <w:t xml:space="preserve"> סימן שהקבוצות משקפות הבדל אמיתי בגודל ובאבזור הנכס, ולא חלוקה מקרית. הממצא המפתיע ביותר התגלה בבעיה 4</w:t>
+      </w:r>
+      <w:r>
+        <w:rPr>
+          <w:rFonts w:cs="Segoe UI" w:hint="cs"/>
+        </w:rPr>
+        <w:t xml:space="preserve"> -</w:t>
+      </w:r>
+      <w:r>
+        <w:rPr>
+          <w:rFonts w:cs="Segoe UI"/>
+        </w:rPr>
+        <w:t xml:space="preserve"> בניגוד לציפייה, שפת הביקורות כמעט זהה בין נכסי </w:t>
+      </w:r>
+      <w:r>
+        <w:rPr>
+          <w:rFonts w:cs="Segoe UI"/>
+          <w:rtl w:val="0"/>
+        </w:rPr>
+        <w:t>Hidden Gem</w:t>
+      </w:r>
+      <w:r>
+        <w:rPr>
+          <w:rFonts w:cs="Segoe UI"/>
+        </w:rPr>
+        <w:t xml:space="preserve"> לשאר הנכסים. כלומר, מה שמייחד את הנכסים האלה מתבטא בנתונים הכמותיים שלהם, ולא באופן שבו אורחים בוחרים לתאר את השהות.</w:t>
+      </w:r>
+    </w:p>
+    <w:p>
+      <w:pPr>
+        <w:spacing w:after="120"/>
+      </w:pPr>
     </w:p>
     <w:sectPr>
       <w:pgSz w:w="11906" w:h="16838"/>
@@ -11032,6 +10052,155 @@
     </w:lvl>
   </w:abstractNum>
   <w:abstractNum w:abstractNumId="11" w15:restartNumberingAfterBreak="0">
+    <w:nsid w:val="0C1A03D8"/>
+    <w:multiLevelType w:val="multilevel"/>
+    <w:tmpl w:val="6772E2DE"/>
+    <w:lvl w:ilvl="0">
+      <w:start w:val="1"/>
+      <w:numFmt w:val="bullet"/>
+      <w:lvlText w:val=""/>
+      <w:lvlJc w:val="left"/>
+      <w:pPr>
+        <w:tabs>
+          <w:tab w:val="num" w:pos="720"/>
+        </w:tabs>
+        <w:ind w:left="720" w:hanging="360"/>
+      </w:pPr>
+      <w:rPr>
+        <w:rFonts w:ascii="Symbol" w:hAnsi="Symbol" w:hint="default"/>
+        <w:sz w:val="20"/>
+      </w:rPr>
+    </w:lvl>
+    <w:lvl w:ilvl="1" w:tentative="1">
+      <w:start w:val="1"/>
+      <w:numFmt w:val="bullet"/>
+      <w:lvlText w:val="o"/>
+      <w:lvlJc w:val="left"/>
+      <w:pPr>
+        <w:tabs>
+          <w:tab w:val="num" w:pos="1440"/>
+        </w:tabs>
+        <w:ind w:left="1440" w:hanging="360"/>
+      </w:pPr>
+      <w:rPr>
+        <w:rFonts w:ascii="Courier New" w:hAnsi="Courier New" w:hint="default"/>
+        <w:sz w:val="20"/>
+      </w:rPr>
+    </w:lvl>
+    <w:lvl w:ilvl="2" w:tentative="1">
+      <w:start w:val="1"/>
+      <w:numFmt w:val="bullet"/>
+      <w:lvlText w:val=""/>
+      <w:lvlJc w:val="left"/>
+      <w:pPr>
+        <w:tabs>
+          <w:tab w:val="num" w:pos="2160"/>
+        </w:tabs>
+        <w:ind w:left="2160" w:hanging="360"/>
+      </w:pPr>
+      <w:rPr>
+        <w:rFonts w:ascii="Wingdings" w:hAnsi="Wingdings" w:hint="default"/>
+        <w:sz w:val="20"/>
+      </w:rPr>
+    </w:lvl>
+    <w:lvl w:ilvl="3" w:tentative="1">
+      <w:start w:val="1"/>
+      <w:numFmt w:val="bullet"/>
+      <w:lvlText w:val=""/>
+      <w:lvlJc w:val="left"/>
+      <w:pPr>
+        <w:tabs>
+          <w:tab w:val="num" w:pos="2880"/>
+        </w:tabs>
+        <w:ind w:left="2880" w:hanging="360"/>
+      </w:pPr>
+      <w:rPr>
+        <w:rFonts w:ascii="Wingdings" w:hAnsi="Wingdings" w:hint="default"/>
+        <w:sz w:val="20"/>
+      </w:rPr>
+    </w:lvl>
+    <w:lvl w:ilvl="4" w:tentative="1">
+      <w:start w:val="1"/>
+      <w:numFmt w:val="bullet"/>
+      <w:lvlText w:val=""/>
+      <w:lvlJc w:val="left"/>
+      <w:pPr>
+        <w:tabs>
+          <w:tab w:val="num" w:pos="3600"/>
+        </w:tabs>
+        <w:ind w:left="3600" w:hanging="360"/>
+      </w:pPr>
+      <w:rPr>
+        <w:rFonts w:ascii="Wingdings" w:hAnsi="Wingdings" w:hint="default"/>
+        <w:sz w:val="20"/>
+      </w:rPr>
+    </w:lvl>
+    <w:lvl w:ilvl="5" w:tentative="1">
+      <w:start w:val="1"/>
+      <w:numFmt w:val="bullet"/>
+      <w:lvlText w:val=""/>
+      <w:lvlJc w:val="left"/>
+      <w:pPr>
+        <w:tabs>
+          <w:tab w:val="num" w:pos="4320"/>
+        </w:tabs>
+        <w:ind w:left="4320" w:hanging="360"/>
+      </w:pPr>
+      <w:rPr>
+        <w:rFonts w:ascii="Wingdings" w:hAnsi="Wingdings" w:hint="default"/>
+        <w:sz w:val="20"/>
+      </w:rPr>
+    </w:lvl>
+    <w:lvl w:ilvl="6" w:tentative="1">
+      <w:start w:val="1"/>
+      <w:numFmt w:val="bullet"/>
+      <w:lvlText w:val=""/>
+      <w:lvlJc w:val="left"/>
+      <w:pPr>
+        <w:tabs>
+          <w:tab w:val="num" w:pos="5040"/>
+        </w:tabs>
+        <w:ind w:left="5040" w:hanging="360"/>
+      </w:pPr>
+      <w:rPr>
+        <w:rFonts w:ascii="Wingdings" w:hAnsi="Wingdings" w:hint="default"/>
+        <w:sz w:val="20"/>
+      </w:rPr>
+    </w:lvl>
+    <w:lvl w:ilvl="7" w:tentative="1">
+      <w:start w:val="1"/>
+      <w:numFmt w:val="bullet"/>
+      <w:lvlText w:val=""/>
+      <w:lvlJc w:val="left"/>
+      <w:pPr>
+        <w:tabs>
+          <w:tab w:val="num" w:pos="5760"/>
+        </w:tabs>
+        <w:ind w:left="5760" w:hanging="360"/>
+      </w:pPr>
+      <w:rPr>
+        <w:rFonts w:ascii="Wingdings" w:hAnsi="Wingdings" w:hint="default"/>
+        <w:sz w:val="20"/>
+      </w:rPr>
+    </w:lvl>
+    <w:lvl w:ilvl="8" w:tentative="1">
+      <w:start w:val="1"/>
+      <w:numFmt w:val="bullet"/>
+      <w:lvlText w:val=""/>
+      <w:lvlJc w:val="left"/>
+      <w:pPr>
+        <w:tabs>
+          <w:tab w:val="num" w:pos="6480"/>
+        </w:tabs>
+        <w:ind w:left="6480" w:hanging="360"/>
+      </w:pPr>
+      <w:rPr>
+        <w:rFonts w:ascii="Wingdings" w:hAnsi="Wingdings" w:hint="default"/>
+        <w:sz w:val="20"/>
+      </w:rPr>
+    </w:lvl>
+  </w:abstractNum>
+  <w:abstractNum w:abstractNumId="12" w15:restartNumberingAfterBreak="0">
     <w:nsid w:val="0F863743"/>
     <w:multiLevelType w:val="multilevel"/>
     <w:tmpl w:val="8B629C90"/>
@@ -11180,7 +10349,120 @@
       </w:rPr>
     </w:lvl>
   </w:abstractNum>
-  <w:abstractNum w:abstractNumId="12" w15:restartNumberingAfterBreak="0">
+  <w:abstractNum w:abstractNumId="13" w15:restartNumberingAfterBreak="0">
+    <w:nsid w:val="101A556B"/>
+    <w:multiLevelType w:val="hybridMultilevel"/>
+    <w:tmpl w:val="7CB6BA0E"/>
+    <w:lvl w:ilvl="0" w:tplc="20000001">
+      <w:start w:val="1"/>
+      <w:numFmt w:val="bullet"/>
+      <w:lvlText w:val=""/>
+      <w:lvlJc w:val="left"/>
+      <w:pPr>
+        <w:ind w:left="720" w:hanging="360"/>
+      </w:pPr>
+      <w:rPr>
+        <w:rFonts w:ascii="Symbol" w:hAnsi="Symbol" w:hint="default"/>
+      </w:rPr>
+    </w:lvl>
+    <w:lvl w:ilvl="1" w:tplc="04090003" w:tentative="1">
+      <w:start w:val="1"/>
+      <w:numFmt w:val="bullet"/>
+      <w:lvlText w:val="o"/>
+      <w:lvlJc w:val="left"/>
+      <w:pPr>
+        <w:ind w:left="1440" w:hanging="360"/>
+      </w:pPr>
+      <w:rPr>
+        <w:rFonts w:ascii="Courier New" w:hAnsi="Courier New" w:cs="Courier New" w:hint="default"/>
+      </w:rPr>
+    </w:lvl>
+    <w:lvl w:ilvl="2" w:tplc="04090005" w:tentative="1">
+      <w:start w:val="1"/>
+      <w:numFmt w:val="bullet"/>
+      <w:lvlText w:val=""/>
+      <w:lvlJc w:val="left"/>
+      <w:pPr>
+        <w:ind w:left="2160" w:hanging="360"/>
+      </w:pPr>
+      <w:rPr>
+        <w:rFonts w:ascii="Wingdings" w:hAnsi="Wingdings" w:hint="default"/>
+      </w:rPr>
+    </w:lvl>
+    <w:lvl w:ilvl="3" w:tplc="04090001" w:tentative="1">
+      <w:start w:val="1"/>
+      <w:numFmt w:val="bullet"/>
+      <w:lvlText w:val=""/>
+      <w:lvlJc w:val="left"/>
+      <w:pPr>
+        <w:ind w:left="2880" w:hanging="360"/>
+      </w:pPr>
+      <w:rPr>
+        <w:rFonts w:ascii="Symbol" w:hAnsi="Symbol" w:hint="default"/>
+      </w:rPr>
+    </w:lvl>
+    <w:lvl w:ilvl="4" w:tplc="04090003" w:tentative="1">
+      <w:start w:val="1"/>
+      <w:numFmt w:val="bullet"/>
+      <w:lvlText w:val="o"/>
+      <w:lvlJc w:val="left"/>
+      <w:pPr>
+        <w:ind w:left="3600" w:hanging="360"/>
+      </w:pPr>
+      <w:rPr>
+        <w:rFonts w:ascii="Courier New" w:hAnsi="Courier New" w:cs="Courier New" w:hint="default"/>
+      </w:rPr>
+    </w:lvl>
+    <w:lvl w:ilvl="5" w:tplc="04090005" w:tentative="1">
+      <w:start w:val="1"/>
+      <w:numFmt w:val="bullet"/>
+      <w:lvlText w:val=""/>
+      <w:lvlJc w:val="left"/>
+      <w:pPr>
+        <w:ind w:left="4320" w:hanging="360"/>
+      </w:pPr>
+      <w:rPr>
+        <w:rFonts w:ascii="Wingdings" w:hAnsi="Wingdings" w:hint="default"/>
+      </w:rPr>
+    </w:lvl>
+    <w:lvl w:ilvl="6" w:tplc="04090001" w:tentative="1">
+      <w:start w:val="1"/>
+      <w:numFmt w:val="bullet"/>
+      <w:lvlText w:val=""/>
+      <w:lvlJc w:val="left"/>
+      <w:pPr>
+        <w:ind w:left="5040" w:hanging="360"/>
+      </w:pPr>
+      <w:rPr>
+        <w:rFonts w:ascii="Symbol" w:hAnsi="Symbol" w:hint="default"/>
+      </w:rPr>
+    </w:lvl>
+    <w:lvl w:ilvl="7" w:tplc="04090003" w:tentative="1">
+      <w:start w:val="1"/>
+      <w:numFmt w:val="bullet"/>
+      <w:lvlText w:val="o"/>
+      <w:lvlJc w:val="left"/>
+      <w:pPr>
+        <w:ind w:left="5760" w:hanging="360"/>
+      </w:pPr>
+      <w:rPr>
+        <w:rFonts w:ascii="Courier New" w:hAnsi="Courier New" w:cs="Courier New" w:hint="default"/>
+      </w:rPr>
+    </w:lvl>
+    <w:lvl w:ilvl="8" w:tplc="04090005" w:tentative="1">
+      <w:start w:val="1"/>
+      <w:numFmt w:val="bullet"/>
+      <w:lvlText w:val=""/>
+      <w:lvlJc w:val="left"/>
+      <w:pPr>
+        <w:ind w:left="6480" w:hanging="360"/>
+      </w:pPr>
+      <w:rPr>
+        <w:rFonts w:ascii="Wingdings" w:hAnsi="Wingdings" w:hint="default"/>
+      </w:rPr>
+    </w:lvl>
+  </w:abstractNum>
+  <w:abstractNum w:abstractNumId="14" w15:restartNumberingAfterBreak="0">
     <w:nsid w:val="250445BC"/>
     <w:multiLevelType w:val="multilevel"/>
     <w:tmpl w:val="21B809AE"/>
@@ -11329,7 +10611,7 @@
       </w:rPr>
     </w:lvl>
   </w:abstractNum>
-  <w:abstractNum w:abstractNumId="13" w15:restartNumberingAfterBreak="0">
+  <w:abstractNum w:abstractNumId="15" w15:restartNumberingAfterBreak="0">
     <w:nsid w:val="258F064E"/>
     <w:multiLevelType w:val="hybridMultilevel"/>
     <w:tmpl w:val="723A84C0"/>
@@ -11418,7 +10700,7 @@
       </w:pPr>
     </w:lvl>
   </w:abstractNum>
-  <w:abstractNum w:abstractNumId="14" w15:restartNumberingAfterBreak="0">
+  <w:abstractNum w:abstractNumId="16" w15:restartNumberingAfterBreak="0">
     <w:nsid w:val="2DD2120C"/>
     <w:multiLevelType w:val="multilevel"/>
     <w:tmpl w:val="F9A86378"/>
@@ -11531,7 +10813,7 @@
       </w:pPr>
     </w:lvl>
   </w:abstractNum>
-  <w:abstractNum w:abstractNumId="15" w15:restartNumberingAfterBreak="0">
+  <w:abstractNum w:abstractNumId="17" w15:restartNumberingAfterBreak="0">
     <w:nsid w:val="4CE94B82"/>
     <w:multiLevelType w:val="multilevel"/>
     <w:tmpl w:val="F89882E6"/>
@@ -11680,7 +10962,7 @@
       </w:rPr>
     </w:lvl>
   </w:abstractNum>
-  <w:abstractNum w:abstractNumId="16" w15:restartNumberingAfterBreak="0">
+  <w:abstractNum w:abstractNumId="18" w15:restartNumberingAfterBreak="0">
     <w:nsid w:val="7BD3276C"/>
     <w:multiLevelType w:val="hybridMultilevel"/>
     <w:tmpl w:val="D9D691D4"/>
@@ -11824,19 +11106,19 @@
     <w:abstractNumId w:val="7"/>
   </w:num>
   <w:num w:numId="11" w16cid:durableId="836306477">
+    <w:abstractNumId w:val="16"/>
+  </w:num>
+  <w:num w:numId="12" w16cid:durableId="1669870828">
     <w:abstractNumId w:val="14"/>
   </w:num>
-  <w:num w:numId="12" w16cid:durableId="1669870828">
+  <w:num w:numId="13" w16cid:durableId="2008093198">
     <w:abstractNumId w:val="12"/>
   </w:num>
-  <w:num w:numId="13" w16cid:durableId="2008093198">
-    <w:abstractNumId w:val="11"/>
-  </w:num>
   <w:num w:numId="14" w16cid:durableId="394666151">
-    <w:abstractNumId w:val="15"/>
+    <w:abstractNumId w:val="17"/>
   </w:num>
   <w:num w:numId="15" w16cid:durableId="1523013830">
-    <w:abstractNumId w:val="16"/>
+    <w:abstractNumId w:val="18"/>
   </w:num>
   <w:num w:numId="16" w16cid:durableId="1403022009">
     <w:abstractNumId w:val="9"/>
@@ -11845,6 +11127,12 @@
     <w:abstractNumId w:val="10"/>
   </w:num>
   <w:num w:numId="18" w16cid:durableId="1616909384">
+    <w:abstractNumId w:val="15"/>
+  </w:num>
+  <w:num w:numId="19" w16cid:durableId="1936552636">
+    <w:abstractNumId w:val="11"/>
+  </w:num>
+  <w:num w:numId="20" w16cid:durableId="234361747">
     <w:abstractNumId w:val="13"/>
   </w:num>
 </w:numbering>
@@ -12461,6 +11749,7 @@
   <w:style w:type="character" w:default="1" w:styleId="a2">
     <w:name w:val="Default Paragraph Font"/>
     <w:uiPriority w:val="1"/>
+    <w:semiHidden/>
     <w:unhideWhenUsed/>
   </w:style>
   <w:style w:type="table" w:default="1" w:styleId="a3">
